--- a/TP/TP Ing Soft.docx
+++ b/TP/TP Ing Soft.docx
@@ -1,7 +1,318 @@
 
 <file path=word/document.xml><?xml version="1.0" encoding="utf-8"?>
-<w:document xmlns:wpc="http://schemas.microsoft.com/office/word/2010/wordprocessingCanvas" xmlns:cx="http://schemas.microsoft.com/office/drawing/2014/chartex" xmlns:cx1="http://schemas.microsoft.com/office/drawing/2015/9/8/chartex" xmlns:cx2="http://schemas.microsoft.com/office/drawing/2015/10/21/chartex" xmlns:cx3="http://schemas.microsoft.com/office/drawing/2016/5/9/chartex" xmlns:cx4="http://schemas.microsoft.com/office/drawing/2016/5/10/chartex" xmlns:cx5="http://schemas.microsoft.com/office/drawing/2016/5/11/chartex" xmlns:cx6="http://schemas.microsoft.com/office/drawing/2016/5/12/chartex" xmlns:cx7="http://schemas.microsoft.com/office/drawing/2016/5/13/chartex" xmlns:cx8="http://schemas.microsoft.com/office/drawing/2016/5/14/chartex" xmlns:mc="http://schemas.openxmlformats.org/markup-compatibility/2006" xmlns:aink="http://schemas.microsoft.com/office/drawing/2016/ink" xmlns:am3d="http://schemas.microsoft.com/office/drawing/2017/model3d" xmlns:o="urn:schemas-microsoft-com:office:office" xmlns:r="http://schemas.openxmlformats.org/officeDocument/2006/relationships" xmlns:m="http://schemas.openxmlformats.org/officeDocument/2006/math" xmlns:v="urn:schemas-microsoft-com:vml" xmlns:wp14="http://schemas.microsoft.com/office/word/2010/wordprocessingDrawing" xmlns:wp="http://schemas.openxmlformats.org/drawingml/2006/wordprocessingDrawing" xmlns:w10="urn:schemas-microsoft-com:office:word" xmlns:w="http://schemas.openxmlformats.org/wordprocessingml/2006/main" xmlns:w14="http://schemas.microsoft.com/office/word/2010/wordml" xmlns:w15="http://schemas.microsoft.com/office/word/2012/wordml" xmlns:w16cex="http://schemas.microsoft.com/office/word/2018/wordml/cex" xmlns:w16cid="http://schemas.microsoft.com/office/word/2016/wordml/cid" xmlns:w16="http://schemas.microsoft.com/office/word/2018/wordml" xmlns:w16sdtdh="http://schemas.microsoft.com/office/word/2020/wordml/sdtdatahash" xmlns:w16se="http://schemas.microsoft.com/office/word/2015/wordml/symex" xmlns:wpg="http://schemas.microsoft.com/office/word/2010/wordprocessingGroup" xmlns:wpi="http://schemas.microsoft.com/office/word/2010/wordprocessingInk" xmlns:wne="http://schemas.microsoft.com/office/word/2006/wordml" xmlns:wps="http://schemas.microsoft.com/office/word/2010/wordprocessingShape" mc:Ignorable="w14 w15 w16se w16cid w16 w16cex w16sdtdh wp14">
+<w:document xmlns:wpc="http://schemas.microsoft.com/office/word/2010/wordprocessingCanvas" xmlns:cx="http://schemas.microsoft.com/office/drawing/2014/chartex" xmlns:cx1="http://schemas.microsoft.com/office/drawing/2015/9/8/chartex" xmlns:cx2="http://schemas.microsoft.com/office/drawing/2015/10/21/chartex" xmlns:cx3="http://schemas.microsoft.com/office/drawing/2016/5/9/chartex" xmlns:cx4="http://schemas.microsoft.com/office/drawing/2016/5/10/chartex" xmlns:cx5="http://schemas.microsoft.com/office/drawing/2016/5/11/chartex" xmlns:cx6="http://schemas.microsoft.com/office/drawing/2016/5/12/chartex" xmlns:cx7="http://schemas.microsoft.com/office/drawing/2016/5/13/chartex" xmlns:cx8="http://schemas.microsoft.com/office/drawing/2016/5/14/chartex" xmlns:mc="http://schemas.openxmlformats.org/markup-compatibility/2006" xmlns:aink="http://schemas.microsoft.com/office/drawing/2016/ink" xmlns:am3d="http://schemas.microsoft.com/office/drawing/2017/model3d" xmlns:o="urn:schemas-microsoft-com:office:office" xmlns:oel="http://schemas.microsoft.com/office/2019/extlst" xmlns:r="http://schemas.openxmlformats.org/officeDocument/2006/relationships" xmlns:m="http://schemas.openxmlformats.org/officeDocument/2006/math" xmlns:v="urn:schemas-microsoft-com:vml" xmlns:wp14="http://schemas.microsoft.com/office/word/2010/wordprocessingDrawing" xmlns:wp="http://schemas.openxmlformats.org/drawingml/2006/wordprocessingDrawing" xmlns:w10="urn:schemas-microsoft-com:office:word" xmlns:w="http://schemas.openxmlformats.org/wordprocessingml/2006/main" xmlns:w14="http://schemas.microsoft.com/office/word/2010/wordml" xmlns:w15="http://schemas.microsoft.com/office/word/2012/wordml" xmlns:w16cex="http://schemas.microsoft.com/office/word/2018/wordml/cex" xmlns:w16cid="http://schemas.microsoft.com/office/word/2016/wordml/cid" xmlns:w16="http://schemas.microsoft.com/office/word/2018/wordml" xmlns:w16du="http://schemas.microsoft.com/office/word/2023/wordml/word16du" xmlns:w16sdtdh="http://schemas.microsoft.com/office/word/2020/wordml/sdtdatahash" xmlns:w16sdtfl="http://schemas.microsoft.com/office/word/2024/wordml/sdtformatlock" xmlns:w16se="http://schemas.microsoft.com/office/word/2015/wordml/symex" xmlns:wpg="http://schemas.microsoft.com/office/word/2010/wordprocessingGroup" xmlns:wpi="http://schemas.microsoft.com/office/word/2010/wordprocessingInk" xmlns:wne="http://schemas.microsoft.com/office/word/2006/wordml" xmlns:wps="http://schemas.microsoft.com/office/word/2010/wordprocessingShape" mc:Ignorable="w14 w15 w16se w16cid w16 w16cex w16sdtdh w16sdtfl w16du wp14">
   <w:body>
+    <w:sdt>
+      <w:sdtPr>
+        <w:id w:val="-305001005"/>
+        <w:docPartObj>
+          <w:docPartGallery w:val="Cover Pages"/>
+          <w:docPartUnique/>
+        </w:docPartObj>
+      </w:sdtPr>
+      <w:sdtEndPr>
+        <w:rPr>
+          <w:lang w:val="es-AR"/>
+        </w:rPr>
+      </w:sdtEndPr>
+      <w:sdtContent>
+        <w:p>
+          <w:r>
+            <w:rPr>
+              <w:noProof/>
+            </w:rPr>
+            <w:pict w14:anchorId="00ECD0C7">
+              <v:rect id="Rectángulo 257" o:spid="_x0000_s2059" style="position:absolute;margin-left:0;margin-top:0;width:581.4pt;height:752.4pt;z-index:-251653120;visibility:visible;mso-wrap-style:square;mso-width-percent:950;mso-height-percent:950;mso-wrap-distance-left:9pt;mso-wrap-distance-top:0;mso-wrap-distance-right:9pt;mso-wrap-distance-bottom:0;mso-position-horizontal:center;mso-position-horizontal-relative:page;mso-position-vertical:center;mso-position-vertical-relative:page;mso-width-percent:950;mso-height-percent:950;mso-width-relative:page;mso-height-relative:page;v-text-anchor:middle" o:gfxdata="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" fillcolor="#dbe5f1 [660]" stroked="f" strokeweight="2pt">
+                <v:fill color2="#95b3d7 [1940]" rotate="t" focusposition=".5,.5" focussize="" focus="100%" type="gradientRadial"/>
+                <v:textbox style="mso-next-textbox:#Rectángulo 257" inset="21.6pt,,21.6pt">
+                  <w:txbxContent>
+                    <w:p/>
+                  </w:txbxContent>
+                </v:textbox>
+                <w10:wrap anchorx="page" anchory="page"/>
+              </v:rect>
+            </w:pict>
+          </w:r>
+          <w:r>
+            <w:rPr>
+              <w:noProof/>
+            </w:rPr>
+            <w:pict w14:anchorId="3A73AFE8">
+              <v:rect id="Rectángulo 259" o:spid="_x0000_s2058" style="position:absolute;margin-left:0;margin-top:0;width:226.45pt;height:237.6pt;z-index:251660288;visibility:visible;mso-wrap-style:square;mso-width-percent:370;mso-height-percent:300;mso-left-percent:455;mso-top-percent:25;mso-wrap-distance-left:9pt;mso-wrap-distance-top:0;mso-wrap-distance-right:9pt;mso-wrap-distance-bottom:0;mso-position-horizontal-relative:page;mso-position-vertical-relative:page;mso-width-percent:370;mso-height-percent:300;mso-left-percent:455;mso-top-percent:25;mso-width-relative:page;mso-height-relative:page;v-text-anchor:bottom" o:gfxdata="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" fillcolor="#1f497d [3215]" stroked="f" strokeweight="2pt">
+                <v:textbox style="mso-next-textbox:#Rectángulo 259" inset="14.4pt,14.4pt,14.4pt,28.8pt">
+                  <w:txbxContent>
+                    <w:p>
+                      <w:pPr>
+                        <w:spacing w:before="240"/>
+                        <w:jc w:val="center"/>
+                        <w:rPr>
+                          <w:color w:val="FFFFFF" w:themeColor="background1"/>
+                        </w:rPr>
+                      </w:pPr>
+                      <w:sdt>
+                        <w:sdtPr>
+                          <w:rPr>
+                            <w:color w:val="FFFFFF" w:themeColor="background1"/>
+                          </w:rPr>
+                          <w:alias w:val="Descripción breve"/>
+                          <w:id w:val="8276291"/>
+                          <w:showingPlcHdr/>
+                          <w:dataBinding w:prefixMappings="xmlns:ns0='http://schemas.microsoft.com/office/2006/coverPageProps'" w:xpath="/ns0:CoverPageProperties[1]/ns0:Abstract[1]" w:storeItemID="{55AF091B-3C7A-41E3-B477-F2FDAA23CFDA}"/>
+                          <w:text/>
+                        </w:sdtPr>
+                        <w:sdtContent>
+                          <w:r>
+                            <w:rPr>
+                              <w:color w:val="FFFFFF" w:themeColor="background1"/>
+                            </w:rPr>
+                            <w:t xml:space="preserve">     </w:t>
+                          </w:r>
+                        </w:sdtContent>
+                      </w:sdt>
+                    </w:p>
+                  </w:txbxContent>
+                </v:textbox>
+                <w10:wrap anchorx="page" anchory="page"/>
+              </v:rect>
+            </w:pict>
+          </w:r>
+          <w:r>
+            <w:rPr>
+              <w:noProof/>
+            </w:rPr>
+            <w:pict w14:anchorId="06796534">
+              <v:rect id="Rectángulo 261" o:spid="_x0000_s2057" style="position:absolute;margin-left:0;margin-top:0;width:244.8pt;height:554.4pt;z-index:251659264;visibility:visible;mso-wrap-style:square;mso-width-percent:400;mso-height-percent:700;mso-left-percent:440;mso-top-percent:25;mso-wrap-distance-left:9pt;mso-wrap-distance-top:0;mso-wrap-distance-right:9pt;mso-wrap-distance-bottom:0;mso-position-horizontal-relative:page;mso-position-vertical-relative:page;mso-width-percent:400;mso-height-percent:700;mso-left-percent:440;mso-top-percent:25;mso-width-relative:page;mso-height-relative:page;v-text-anchor:middle" o:gfxdata="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" fillcolor="white [3212]" strokecolor="#938953 [1614]" strokeweight="1.25pt">
+                <w10:wrap anchorx="page" anchory="page"/>
+              </v:rect>
+            </w:pict>
+          </w:r>
+          <w:r>
+            <w:rPr>
+              <w:noProof/>
+            </w:rPr>
+            <w:pict w14:anchorId="293F6A3A">
+              <v:rect id="Rectángulo 263" o:spid="_x0000_s2056" style="position:absolute;margin-left:0;margin-top:0;width:226.45pt;height:9.35pt;z-index:251662336;visibility:visible;mso-wrap-style:square;mso-width-percent:370;mso-height-percent:0;mso-left-percent:455;mso-top-percent:690;mso-wrap-distance-left:9pt;mso-wrap-distance-top:0;mso-wrap-distance-right:9pt;mso-wrap-distance-bottom:0;mso-position-horizontal-relative:page;mso-position-vertical-relative:page;mso-width-percent:370;mso-height-percent:0;mso-left-percent:455;mso-top-percent:690;mso-width-relative:page;mso-height-relative:margin;v-text-anchor:middle" o:gfxdata="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" fillcolor="#4f81bd [3204]" stroked="f" strokeweight="2pt">
+                <w10:wrap anchorx="page" anchory="page"/>
+              </v:rect>
+            </w:pict>
+          </w:r>
+        </w:p>
+        <w:p>
+          <w:pPr>
+            <w:rPr>
+              <w:lang w:val="es-AR"/>
+            </w:rPr>
+          </w:pPr>
+          <w:r>
+            <w:rPr>
+              <w:noProof/>
+            </w:rPr>
+            <w:pict w14:anchorId="3500BC7A">
+              <v:shapetype id="_x0000_t202" coordsize="21600,21600" o:spt="202" path="m,l,21600r21600,l21600,xe">
+                <v:stroke joinstyle="miter"/>
+                <v:path gradientshapeok="t" o:connecttype="rect"/>
+              </v:shapetype>
+              <v:shape id="Cuadro de texto 265" o:spid="_x0000_s2055" type="#_x0000_t202" style="position:absolute;margin-left:270.85pt;margin-top:294.65pt;width:213.9pt;height:267.4pt;z-index:251661312;visibility:visible;mso-wrap-style:square;mso-width-percent:360;mso-left-percent:455;mso-top-percent:350;mso-wrap-distance-left:9pt;mso-wrap-distance-top:0;mso-wrap-distance-right:9pt;mso-wrap-distance-bottom:0;mso-position-horizontal-relative:page;mso-position-vertical-relative:page;mso-width-percent:360;mso-left-percent:455;mso-top-percent:350;mso-width-relative:page;mso-height-relative:page;v-text-anchor:top" o:gfxdata="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" filled="f" stroked="f" strokeweight=".5pt">
+                <v:textbox style="mso-next-textbox:#Cuadro de texto 265">
+                  <w:txbxContent>
+                    <w:p>
+                      <w:pPr>
+                        <w:spacing w:line="240" w:lineRule="auto"/>
+                        <w:rPr>
+                          <w:b/>
+                          <w:bCs/>
+                          <w:color w:val="4F81BD" w:themeColor="accent1"/>
+                          <w:sz w:val="72"/>
+                          <w:szCs w:val="72"/>
+                          <w:lang w:val="es-AR"/>
+                        </w:rPr>
+                      </w:pPr>
+                      <w:r>
+                        <w:rPr>
+                          <w:b/>
+                          <w:bCs/>
+                          <w:color w:val="4F81BD" w:themeColor="accent1"/>
+                          <w:sz w:val="72"/>
+                          <w:szCs w:val="72"/>
+                          <w:lang w:val="es-AR"/>
+                        </w:rPr>
+                        <w:t>Ingeniería de Software</w:t>
+                      </w:r>
+                    </w:p>
+                    <w:sdt>
+                      <w:sdtPr>
+                        <w:rPr>
+                          <w:rFonts w:asciiTheme="majorHAnsi" w:eastAsiaTheme="majorEastAsia" w:hAnsiTheme="majorHAnsi" w:cstheme="majorBidi"/>
+                          <w:color w:val="1F497D" w:themeColor="text2"/>
+                          <w:sz w:val="28"/>
+                          <w:szCs w:val="28"/>
+                        </w:rPr>
+                        <w:alias w:val="Subtítulo"/>
+                        <w:id w:val="15524255"/>
+                        <w:dataBinding w:prefixMappings="xmlns:ns0='http://schemas.openxmlformats.org/package/2006/metadata/core-properties' xmlns:ns1='http://purl.org/dc/elements/1.1/'" w:xpath="/ns0:coreProperties[1]/ns1:subject[1]" w:storeItemID="{6C3C8BC8-F283-45AE-878A-BAB7291924A1}"/>
+                        <w:text/>
+                      </w:sdtPr>
+                      <w:sdtContent>
+                        <w:p>
+                          <w:pPr>
+                            <w:spacing w:line="240" w:lineRule="auto"/>
+                            <w:rPr>
+                              <w:rFonts w:asciiTheme="majorHAnsi" w:eastAsiaTheme="majorEastAsia" w:hAnsiTheme="majorHAnsi" w:cstheme="majorBidi"/>
+                              <w:color w:val="1F497D" w:themeColor="text2"/>
+                              <w:sz w:val="28"/>
+                              <w:szCs w:val="28"/>
+                            </w:rPr>
+                          </w:pPr>
+                          <w:r>
+                            <w:rPr>
+                              <w:rFonts w:asciiTheme="majorHAnsi" w:eastAsiaTheme="majorEastAsia" w:hAnsiTheme="majorHAnsi" w:cstheme="majorBidi"/>
+                              <w:color w:val="1F497D" w:themeColor="text2"/>
+                              <w:sz w:val="28"/>
+                              <w:szCs w:val="28"/>
+                            </w:rPr>
+                            <w:t xml:space="preserve">Comisión E – Prof. </w:t>
+                          </w:r>
+                          <w:r>
+                            <w:rPr>
+                              <w:rFonts w:asciiTheme="majorHAnsi" w:eastAsiaTheme="majorEastAsia" w:hAnsiTheme="majorHAnsi" w:cstheme="majorBidi"/>
+                              <w:color w:val="1F497D" w:themeColor="text2"/>
+                              <w:sz w:val="28"/>
+                              <w:szCs w:val="28"/>
+                            </w:rPr>
+                            <w:t>Ayelén</w:t>
+                          </w:r>
+                          <w:r>
+                            <w:rPr>
+                              <w:rFonts w:asciiTheme="majorHAnsi" w:eastAsiaTheme="majorEastAsia" w:hAnsiTheme="majorHAnsi" w:cstheme="majorBidi"/>
+                              <w:color w:val="1F497D" w:themeColor="text2"/>
+                              <w:sz w:val="28"/>
+                              <w:szCs w:val="28"/>
+                            </w:rPr>
+                            <w:t xml:space="preserve"> Arias</w:t>
+                          </w:r>
+                        </w:p>
+                      </w:sdtContent>
+                    </w:sdt>
+                    <w:p>
+                      <w:pPr>
+                        <w:spacing w:line="240" w:lineRule="auto"/>
+                        <w:rPr>
+                          <w:rFonts w:asciiTheme="majorHAnsi" w:eastAsiaTheme="majorEastAsia" w:hAnsiTheme="majorHAnsi" w:cstheme="majorBidi"/>
+                          <w:color w:val="1F497D" w:themeColor="text2"/>
+                          <w:sz w:val="32"/>
+                          <w:szCs w:val="32"/>
+                        </w:rPr>
+                      </w:pPr>
+                      <w:r>
+                        <w:rPr>
+                          <w:noProof/>
+                        </w:rPr>
+                        <w:drawing>
+                          <wp:inline distT="0" distB="0" distL="0" distR="0" wp14:anchorId="38CC97D8" wp14:editId="32177CE2">
+                            <wp:extent cx="2533650" cy="1688719"/>
+                            <wp:effectExtent l="0" t="0" r="0" b="0"/>
+                            <wp:docPr id="360078523" name="Imagen 5"/>
+                            <wp:cNvGraphicFramePr>
+                              <a:graphicFrameLocks xmlns:a="http://schemas.openxmlformats.org/drawingml/2006/main" noChangeAspect="1"/>
+                            </wp:cNvGraphicFramePr>
+                            <a:graphic xmlns:a="http://schemas.openxmlformats.org/drawingml/2006/main">
+                              <a:graphicData uri="http://schemas.openxmlformats.org/drawingml/2006/picture">
+                                <pic:pic xmlns:pic="http://schemas.openxmlformats.org/drawingml/2006/picture">
+                                  <pic:nvPicPr>
+                                    <pic:cNvPr id="0" name="Picture 5"/>
+                                    <pic:cNvPicPr>
+                                      <a:picLocks noChangeAspect="1" noChangeArrowheads="1"/>
+                                    </pic:cNvPicPr>
+                                  </pic:nvPicPr>
+                                  <pic:blipFill>
+                                    <a:blip r:embed="rId6">
+                                      <a:extLst>
+                                        <a:ext uri="{28A0092B-C50C-407E-A947-70E740481C1C}">
+                                          <a14:useLocalDpi xmlns:a14="http://schemas.microsoft.com/office/drawing/2010/main" val="0"/>
+                                        </a:ext>
+                                      </a:extLst>
+                                    </a:blip>
+                                    <a:srcRect/>
+                                    <a:stretch>
+                                      <a:fillRect/>
+                                    </a:stretch>
+                                  </pic:blipFill>
+                                  <pic:spPr bwMode="auto">
+                                    <a:xfrm>
+                                      <a:off x="0" y="0"/>
+                                      <a:ext cx="2533650" cy="1688719"/>
+                                    </a:xfrm>
+                                    <a:prstGeom prst="rect">
+                                      <a:avLst/>
+                                    </a:prstGeom>
+                                    <a:noFill/>
+                                    <a:ln>
+                                      <a:noFill/>
+                                    </a:ln>
+                                  </pic:spPr>
+                                </pic:pic>
+                              </a:graphicData>
+                            </a:graphic>
+                          </wp:inline>
+                        </w:drawing>
+                      </w:r>
+                    </w:p>
+                  </w:txbxContent>
+                </v:textbox>
+                <w10:wrap type="square" anchorx="page" anchory="page"/>
+              </v:shape>
+            </w:pict>
+          </w:r>
+          <w:r>
+            <w:rPr>
+              <w:noProof/>
+            </w:rPr>
+            <w:pict w14:anchorId="538E169E">
+              <v:shape id="Cuadro de texto 255" o:spid="_x0000_s2060" type="#_x0000_t202" style="position:absolute;margin-left:262.9pt;margin-top:555.5pt;width:247.5pt;height:20.5pt;z-index:251664384;visibility:visible;mso-wrap-distance-left:9pt;mso-wrap-distance-top:0;mso-wrap-distance-right:9pt;mso-wrap-distance-bottom:0;mso-position-horizontal-relative:page;mso-position-vertical-relative:page;mso-width-relative:page;mso-height-relative:margin;v-text-anchor:bottom" o:gfxdata="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" filled="f" stroked="f" strokeweight=".5pt">
+                <v:textbox style="mso-next-textbox:#Cuadro de texto 255">
+                  <w:txbxContent>
+                    <w:p>
+                      <w:pPr>
+                        <w:pStyle w:val="Sinespaciado"/>
+                        <w:rPr>
+                          <w:color w:val="1F497D" w:themeColor="text2"/>
+                        </w:rPr>
+                      </w:pPr>
+                      <w:sdt>
+                        <w:sdtPr>
+                          <w:rPr>
+                            <w:color w:val="1F497D" w:themeColor="text2"/>
+                          </w:rPr>
+                          <w:alias w:val="Autor"/>
+                          <w:id w:val="15524260"/>
+                          <w:dataBinding w:prefixMappings="xmlns:ns0='http://schemas.openxmlformats.org/package/2006/metadata/core-properties' xmlns:ns1='http://purl.org/dc/elements/1.1/'" w:xpath="/ns0:coreProperties[1]/ns1:creator[1]" w:storeItemID="{6C3C8BC8-F283-45AE-878A-BAB7291924A1}"/>
+                          <w:text/>
+                        </w:sdtPr>
+                        <w:sdtContent>
+                          <w:r>
+                            <w:rPr>
+                              <w:color w:val="1F497D" w:themeColor="text2"/>
+                            </w:rPr>
+                            <w:t>Sergio Galván, Víctor Álvarez, Alejandro Rodriguez</w:t>
+                          </w:r>
+                        </w:sdtContent>
+                      </w:sdt>
+                    </w:p>
+                  </w:txbxContent>
+                </v:textbox>
+                <w10:wrap type="square" anchorx="page" anchory="page"/>
+              </v:shape>
+            </w:pict>
+          </w:r>
+          <w:r>
+            <w:rPr>
+              <w:lang w:val="es-AR"/>
+            </w:rPr>
+            <w:br w:type="page"/>
+          </w:r>
+        </w:p>
+      </w:sdtContent>
+    </w:sdt>
     <w:p>
       <w:pPr>
         <w:rPr>
@@ -18,6 +329,7 @@
           <w:sz w:val="36"/>
           <w:szCs w:val="36"/>
         </w:rPr>
+        <w:lastRenderedPageBreak/>
         <w:t>Presentación de la empresa</w:t>
       </w:r>
       <w:r>
@@ -55,25 +367,14 @@
         </w:rPr>
         <w:t>Nombre: Distribuidora Mayorista "</w:t>
       </w:r>
-      <w:proofErr w:type="spellStart"/>
-      <w:r>
-        <w:rPr>
-          <w:rFonts w:ascii="Times New Roman" w:hAnsi="Times New Roman" w:cs="Times New Roman"/>
-          <w:b/>
-          <w:sz w:val="24"/>
-          <w:szCs w:val="24"/>
-        </w:rPr>
-        <w:t>TodoStock</w:t>
-      </w:r>
-      <w:proofErr w:type="spellEnd"/>
-      <w:r>
-        <w:rPr>
-          <w:rFonts w:ascii="Times New Roman" w:hAnsi="Times New Roman" w:cs="Times New Roman"/>
-          <w:b/>
-          <w:sz w:val="24"/>
-          <w:szCs w:val="24"/>
-        </w:rPr>
-        <w:t xml:space="preserve"> S.A.</w:t>
+      <w:r>
+        <w:rPr>
+          <w:rFonts w:ascii="Times New Roman" w:hAnsi="Times New Roman" w:cs="Times New Roman"/>
+          <w:b/>
+          <w:sz w:val="24"/>
+          <w:szCs w:val="24"/>
+        </w:rPr>
+        <w:t>TodoStock S.A.</w:t>
       </w:r>
       <w:r>
         <w:rPr>
@@ -439,7 +740,15 @@
           <w:sz w:val="24"/>
           <w:szCs w:val="24"/>
         </w:rPr>
-        <w:t>Don Roberto (dueño fundador)</w:t>
+        <w:t xml:space="preserve">Don Roberto (dueño </w:t>
+      </w:r>
+      <w:r>
+        <w:rPr>
+          <w:rFonts w:ascii="Times New Roman" w:hAnsi="Times New Roman" w:cs="Times New Roman"/>
+          <w:sz w:val="24"/>
+          <w:szCs w:val="24"/>
+        </w:rPr>
+        <w:t>fundador)</w:t>
       </w:r>
     </w:p>
     <w:p>
@@ -507,7 +816,7 @@
           <w:sz w:val="24"/>
           <w:szCs w:val="24"/>
         </w:rPr>
-        <w:t xml:space="preserve">  Empleados operativos</w:t>
+        <w:t xml:space="preserve"> Empleados operativos</w:t>
       </w:r>
     </w:p>
     <w:p>
@@ -548,15 +857,6 @@
           <w:szCs w:val="24"/>
         </w:rPr>
       </w:pPr>
-    </w:p>
-    <w:p>
-      <w:pPr>
-        <w:rPr>
-          <w:rFonts w:ascii="Times New Roman" w:hAnsi="Times New Roman" w:cs="Times New Roman"/>
-          <w:sz w:val="24"/>
-          <w:szCs w:val="24"/>
-        </w:rPr>
-      </w:pPr>
       <w:r>
         <w:rPr>
           <w:rFonts w:ascii="Times New Roman" w:hAnsi="Times New Roman" w:cs="Times New Roman"/>
@@ -832,7 +1132,6 @@
           <w:sz w:val="24"/>
           <w:szCs w:val="24"/>
         </w:rPr>
-        <w:lastRenderedPageBreak/>
         <w:t>Responsables:</w:t>
       </w:r>
       <w:r>
@@ -892,545 +1191,6 @@
           <w:szCs w:val="24"/>
         </w:rPr>
       </w:pPr>
-    </w:p>
-    <w:p>
-      <w:pPr>
-        <w:rPr>
-          <w:rFonts w:ascii="Times New Roman" w:hAnsi="Times New Roman" w:cs="Times New Roman"/>
-          <w:sz w:val="24"/>
-          <w:szCs w:val="24"/>
-        </w:rPr>
-      </w:pPr>
-      <w:r>
-        <w:rPr>
-          <w:rFonts w:ascii="Times New Roman" w:hAnsi="Times New Roman" w:cs="Times New Roman"/>
-          <w:sz w:val="24"/>
-          <w:szCs w:val="24"/>
-        </w:rPr>
-        <w:t xml:space="preserve">Don Roberto "intuye" necesidad </w:t>
-      </w:r>
-    </w:p>
-    <w:p>
-      <w:pPr>
-        <w:rPr>
-          <w:rFonts w:ascii="Times New Roman" w:hAnsi="Times New Roman" w:cs="Times New Roman"/>
-          <w:sz w:val="24"/>
-          <w:szCs w:val="24"/>
-        </w:rPr>
-      </w:pPr>
-      <w:r>
-        <w:rPr>
-          <w:rFonts w:ascii="Times New Roman" w:hAnsi="Times New Roman" w:cs="Times New Roman"/>
-          <w:sz w:val="24"/>
-          <w:szCs w:val="24"/>
-        </w:rPr>
-        <w:t xml:space="preserve">       ↓</w:t>
-      </w:r>
-    </w:p>
-    <w:p>
-      <w:pPr>
-        <w:rPr>
-          <w:rFonts w:ascii="Times New Roman" w:hAnsi="Times New Roman" w:cs="Times New Roman"/>
-          <w:sz w:val="24"/>
-          <w:szCs w:val="24"/>
-        </w:rPr>
-      </w:pPr>
-      <w:r>
-        <w:rPr>
-          <w:rFonts w:ascii="Times New Roman" w:hAnsi="Times New Roman" w:cs="Times New Roman"/>
-          <w:sz w:val="24"/>
-          <w:szCs w:val="24"/>
-        </w:rPr>
-        <w:t xml:space="preserve">   (Sin revisión de stock formal)</w:t>
-      </w:r>
-    </w:p>
-    <w:p>
-      <w:pPr>
-        <w:rPr>
-          <w:rFonts w:ascii="Times New Roman" w:hAnsi="Times New Roman" w:cs="Times New Roman"/>
-          <w:sz w:val="24"/>
-          <w:szCs w:val="24"/>
-        </w:rPr>
-      </w:pPr>
-      <w:r>
-        <w:rPr>
-          <w:rFonts w:ascii="Times New Roman" w:hAnsi="Times New Roman" w:cs="Times New Roman"/>
-          <w:sz w:val="24"/>
-          <w:szCs w:val="24"/>
-        </w:rPr>
-        <w:t xml:space="preserve">       ↓</w:t>
-      </w:r>
-    </w:p>
-    <w:p>
-      <w:pPr>
-        <w:rPr>
-          <w:rFonts w:ascii="Times New Roman" w:hAnsi="Times New Roman" w:cs="Times New Roman"/>
-          <w:sz w:val="24"/>
-          <w:szCs w:val="24"/>
-        </w:rPr>
-      </w:pPr>
-      <w:r>
-        <w:rPr>
-          <w:rFonts w:ascii="Times New Roman" w:hAnsi="Times New Roman" w:cs="Times New Roman"/>
-          <w:sz w:val="24"/>
-          <w:szCs w:val="24"/>
-        </w:rPr>
-        <w:t>[Orden verbal a proveedor] ← → [Hijos piden análisis de datos]</w:t>
-      </w:r>
-    </w:p>
-    <w:p>
-      <w:pPr>
-        <w:rPr>
-          <w:rFonts w:ascii="Times New Roman" w:hAnsi="Times New Roman" w:cs="Times New Roman"/>
-          <w:sz w:val="24"/>
-          <w:szCs w:val="24"/>
-        </w:rPr>
-      </w:pPr>
-      <w:r>
-        <w:rPr>
-          <w:rFonts w:ascii="Times New Roman" w:hAnsi="Times New Roman" w:cs="Times New Roman"/>
-          <w:sz w:val="24"/>
-          <w:szCs w:val="24"/>
-        </w:rPr>
-        <w:t xml:space="preserve">       ↓                              ↓</w:t>
-      </w:r>
-    </w:p>
-    <w:p>
-      <w:pPr>
-        <w:rPr>
-          <w:rFonts w:ascii="Times New Roman" w:hAnsi="Times New Roman" w:cs="Times New Roman"/>
-          <w:sz w:val="24"/>
-          <w:szCs w:val="24"/>
-        </w:rPr>
-      </w:pPr>
-      <w:r>
-        <w:rPr>
-          <w:rFonts w:ascii="Times New Roman" w:hAnsi="Times New Roman" w:cs="Times New Roman"/>
-          <w:sz w:val="24"/>
-          <w:szCs w:val="24"/>
-        </w:rPr>
-        <w:t>[Llega mercadería]           [Sugieren sistema de puntos de reorden]</w:t>
-      </w:r>
-    </w:p>
-    <w:p>
-      <w:pPr>
-        <w:rPr>
-          <w:rFonts w:ascii="Times New Roman" w:hAnsi="Times New Roman" w:cs="Times New Roman"/>
-          <w:sz w:val="24"/>
-          <w:szCs w:val="24"/>
-        </w:rPr>
-      </w:pPr>
-      <w:r>
-        <w:rPr>
-          <w:rFonts w:ascii="Times New Roman" w:hAnsi="Times New Roman" w:cs="Times New Roman"/>
-          <w:sz w:val="24"/>
-          <w:szCs w:val="24"/>
-        </w:rPr>
-        <w:t xml:space="preserve">       ↓                              ↓</w:t>
-      </w:r>
-    </w:p>
-    <w:p>
-      <w:pPr>
-        <w:rPr>
-          <w:rFonts w:ascii="Times New Roman" w:hAnsi="Times New Roman" w:cs="Times New Roman"/>
-          <w:sz w:val="24"/>
-          <w:szCs w:val="24"/>
-        </w:rPr>
-      </w:pPr>
-      <w:r>
-        <w:rPr>
-          <w:rFonts w:ascii="Times New Roman" w:hAnsi="Times New Roman" w:cs="Times New Roman"/>
-          <w:sz w:val="24"/>
-          <w:szCs w:val="24"/>
-        </w:rPr>
-        <w:t>[Se anota en cuaderno] ← --- FRICCIÓN PRINCIPAL --- → [Empleados reciben órdenes contradictorias]</w:t>
-      </w:r>
-    </w:p>
-    <w:p>
-      <w:pPr>
-        <w:rPr>
-          <w:rFonts w:ascii="Times New Roman" w:hAnsi="Times New Roman" w:cs="Times New Roman"/>
-          <w:sz w:val="24"/>
-          <w:szCs w:val="24"/>
-        </w:rPr>
-      </w:pPr>
-      <w:r>
-        <w:rPr>
-          <w:rFonts w:ascii="Times New Roman" w:hAnsi="Times New Roman" w:cs="Times New Roman"/>
-          <w:sz w:val="24"/>
-          <w:szCs w:val="24"/>
-        </w:rPr>
-        <w:t xml:space="preserve">       ↓                                             ↓</w:t>
-      </w:r>
-    </w:p>
-    <w:p>
-      <w:pPr>
-        <w:rPr>
-          <w:rFonts w:ascii="Times New Roman" w:hAnsi="Times New Roman" w:cs="Times New Roman"/>
-          <w:sz w:val="24"/>
-          <w:szCs w:val="24"/>
-        </w:rPr>
-      </w:pPr>
-      <w:r>
-        <w:rPr>
-          <w:rFonts w:ascii="Times New Roman" w:hAnsi="Times New Roman" w:cs="Times New Roman"/>
-          <w:sz w:val="24"/>
-          <w:szCs w:val="24"/>
-        </w:rPr>
-        <w:t xml:space="preserve">[Stock real no coincide con lo registrado] </w:t>
-      </w:r>
-      <w:proofErr w:type="gramStart"/>
-      <w:r>
-        <w:rPr>
-          <w:rFonts w:ascii="Times New Roman" w:hAnsi="Times New Roman" w:cs="Times New Roman"/>
-          <w:sz w:val="24"/>
-          <w:szCs w:val="24"/>
-        </w:rPr>
-        <w:t xml:space="preserve">   [</w:t>
-      </w:r>
-      <w:proofErr w:type="gramEnd"/>
-      <w:r>
-        <w:rPr>
-          <w:rFonts w:ascii="Times New Roman" w:hAnsi="Times New Roman" w:cs="Times New Roman"/>
-          <w:sz w:val="24"/>
-          <w:szCs w:val="24"/>
-        </w:rPr>
-        <w:t>Quiebres o vencimientos]</w:t>
-      </w:r>
-      <w:r>
-        <w:rPr>
-          <w:rFonts w:ascii="Times New Roman" w:hAnsi="Times New Roman" w:cs="Times New Roman"/>
-          <w:sz w:val="24"/>
-          <w:szCs w:val="24"/>
-        </w:rPr>
-        <w:br/>
-      </w:r>
-    </w:p>
-    <w:p>
-      <w:pPr>
-        <w:rPr>
-          <w:rFonts w:ascii="Times New Roman" w:hAnsi="Times New Roman" w:cs="Times New Roman"/>
-          <w:b/>
-          <w:sz w:val="24"/>
-          <w:szCs w:val="24"/>
-        </w:rPr>
-      </w:pPr>
-      <w:r>
-        <w:rPr>
-          <w:rFonts w:ascii="Times New Roman" w:hAnsi="Times New Roman" w:cs="Times New Roman"/>
-          <w:b/>
-          <w:sz w:val="24"/>
-          <w:szCs w:val="24"/>
-        </w:rPr>
-        <w:t>Fricciones generacionales identificadas:</w:t>
-      </w:r>
-    </w:p>
-    <w:p>
-      <w:pPr>
-        <w:rPr>
-          <w:rFonts w:ascii="Times New Roman" w:hAnsi="Times New Roman" w:cs="Times New Roman"/>
-          <w:sz w:val="24"/>
-          <w:szCs w:val="24"/>
-        </w:rPr>
-      </w:pPr>
-      <w:r>
-        <w:rPr>
-          <w:rFonts w:ascii="Times New Roman" w:hAnsi="Times New Roman" w:cs="Times New Roman"/>
-          <w:sz w:val="24"/>
-          <w:szCs w:val="24"/>
-        </w:rPr>
-        <w:t>Momento del proceso</w:t>
-      </w:r>
-      <w:r>
-        <w:rPr>
-          <w:rFonts w:ascii="Times New Roman" w:hAnsi="Times New Roman" w:cs="Times New Roman"/>
-          <w:sz w:val="24"/>
-          <w:szCs w:val="24"/>
-        </w:rPr>
-        <w:tab/>
-        <w:t>Acción de Don Roberto (experiencia)</w:t>
-      </w:r>
-      <w:r>
-        <w:rPr>
-          <w:rFonts w:ascii="Times New Roman" w:hAnsi="Times New Roman" w:cs="Times New Roman"/>
-          <w:sz w:val="24"/>
-          <w:szCs w:val="24"/>
-        </w:rPr>
-        <w:tab/>
-        <w:t>Intención de los hijos (profesionalización)</w:t>
-      </w:r>
-      <w:r>
-        <w:rPr>
-          <w:rFonts w:ascii="Times New Roman" w:hAnsi="Times New Roman" w:cs="Times New Roman"/>
-          <w:sz w:val="24"/>
-          <w:szCs w:val="24"/>
-        </w:rPr>
-        <w:tab/>
-        <w:t>Fricción resultante</w:t>
-      </w:r>
-    </w:p>
-    <w:p>
-      <w:pPr>
-        <w:rPr>
-          <w:rFonts w:ascii="Times New Roman" w:hAnsi="Times New Roman" w:cs="Times New Roman"/>
-          <w:sz w:val="24"/>
-          <w:szCs w:val="24"/>
-        </w:rPr>
-      </w:pPr>
-      <w:r>
-        <w:rPr>
-          <w:rFonts w:ascii="Times New Roman" w:hAnsi="Times New Roman" w:cs="Times New Roman"/>
-          <w:sz w:val="24"/>
-          <w:szCs w:val="24"/>
-        </w:rPr>
-        <w:t>Detección de necesidad</w:t>
-      </w:r>
-      <w:r>
-        <w:rPr>
-          <w:rFonts w:ascii="Times New Roman" w:hAnsi="Times New Roman" w:cs="Times New Roman"/>
-          <w:sz w:val="24"/>
-          <w:szCs w:val="24"/>
-        </w:rPr>
-        <w:tab/>
-        <w:t>"Falta esto, lo sé porque lo veo"</w:t>
-      </w:r>
-      <w:r>
-        <w:rPr>
-          <w:rFonts w:ascii="Times New Roman" w:hAnsi="Times New Roman" w:cs="Times New Roman"/>
-          <w:sz w:val="24"/>
-          <w:szCs w:val="24"/>
-        </w:rPr>
-        <w:tab/>
-        <w:t>Revisar históricos de ventas y estacionalidad</w:t>
-      </w:r>
-      <w:r>
-        <w:rPr>
-          <w:rFonts w:ascii="Times New Roman" w:hAnsi="Times New Roman" w:cs="Times New Roman"/>
-          <w:sz w:val="24"/>
-          <w:szCs w:val="24"/>
-        </w:rPr>
-        <w:tab/>
-        <w:t>Compra duplicada o falta de compra</w:t>
-      </w:r>
-    </w:p>
-    <w:p>
-      <w:pPr>
-        <w:rPr>
-          <w:rFonts w:ascii="Times New Roman" w:hAnsi="Times New Roman" w:cs="Times New Roman"/>
-          <w:sz w:val="24"/>
-          <w:szCs w:val="24"/>
-        </w:rPr>
-      </w:pPr>
-      <w:r>
-        <w:rPr>
-          <w:rFonts w:ascii="Times New Roman" w:hAnsi="Times New Roman" w:cs="Times New Roman"/>
-          <w:sz w:val="24"/>
-          <w:szCs w:val="24"/>
-        </w:rPr>
-        <w:t>Selección de cantidad</w:t>
-      </w:r>
-      <w:r>
-        <w:rPr>
-          <w:rFonts w:ascii="Times New Roman" w:hAnsi="Times New Roman" w:cs="Times New Roman"/>
-          <w:sz w:val="24"/>
-          <w:szCs w:val="24"/>
-        </w:rPr>
-        <w:tab/>
-        <w:t>"Pido 100 cajas como siempre"</w:t>
-      </w:r>
-      <w:r>
-        <w:rPr>
-          <w:rFonts w:ascii="Times New Roman" w:hAnsi="Times New Roman" w:cs="Times New Roman"/>
-          <w:sz w:val="24"/>
-          <w:szCs w:val="24"/>
-        </w:rPr>
-        <w:tab/>
-        <w:t>Calcular lote económico basado en rotación real</w:t>
-      </w:r>
-      <w:r>
-        <w:rPr>
-          <w:rFonts w:ascii="Times New Roman" w:hAnsi="Times New Roman" w:cs="Times New Roman"/>
-          <w:sz w:val="24"/>
-          <w:szCs w:val="24"/>
-        </w:rPr>
-        <w:tab/>
-        <w:t>Sobre</w:t>
-      </w:r>
-      <w:r>
-        <w:rPr>
-          <w:rFonts w:ascii="Times New Roman" w:hAnsi="Times New Roman" w:cs="Times New Roman"/>
-          <w:sz w:val="24"/>
-          <w:szCs w:val="24"/>
-        </w:rPr>
-        <w:t xml:space="preserve"> </w:t>
-      </w:r>
-      <w:r>
-        <w:rPr>
-          <w:rFonts w:ascii="Times New Roman" w:hAnsi="Times New Roman" w:cs="Times New Roman"/>
-          <w:sz w:val="24"/>
-          <w:szCs w:val="24"/>
-        </w:rPr>
-        <w:t>stock o quiebre</w:t>
-      </w:r>
-    </w:p>
-    <w:p>
-      <w:pPr>
-        <w:rPr>
-          <w:rFonts w:ascii="Times New Roman" w:hAnsi="Times New Roman" w:cs="Times New Roman"/>
-          <w:sz w:val="24"/>
-          <w:szCs w:val="24"/>
-        </w:rPr>
-      </w:pPr>
-      <w:r>
-        <w:rPr>
-          <w:rFonts w:ascii="Times New Roman" w:hAnsi="Times New Roman" w:cs="Times New Roman"/>
-          <w:sz w:val="24"/>
-          <w:szCs w:val="24"/>
-        </w:rPr>
-        <w:t>Registro de pedido</w:t>
-      </w:r>
-      <w:r>
-        <w:rPr>
-          <w:rFonts w:ascii="Times New Roman" w:hAnsi="Times New Roman" w:cs="Times New Roman"/>
-          <w:sz w:val="24"/>
-          <w:szCs w:val="24"/>
-        </w:rPr>
-        <w:tab/>
-        <w:t>Orden verbal a proveedor, sin respaldo</w:t>
-      </w:r>
-      <w:r>
-        <w:rPr>
-          <w:rFonts w:ascii="Times New Roman" w:hAnsi="Times New Roman" w:cs="Times New Roman"/>
-          <w:sz w:val="24"/>
-          <w:szCs w:val="24"/>
-        </w:rPr>
-        <w:tab/>
-        <w:t>Orden de compra formal con número de seguimiento</w:t>
-      </w:r>
-      <w:r>
-        <w:rPr>
-          <w:rFonts w:ascii="Times New Roman" w:hAnsi="Times New Roman" w:cs="Times New Roman"/>
-          <w:sz w:val="24"/>
-          <w:szCs w:val="24"/>
-        </w:rPr>
-        <w:tab/>
-        <w:t>Proveedores confundidos, entregas erróneas</w:t>
-      </w:r>
-    </w:p>
-    <w:p>
-      <w:pPr>
-        <w:rPr>
-          <w:rFonts w:ascii="Times New Roman" w:hAnsi="Times New Roman" w:cs="Times New Roman"/>
-          <w:sz w:val="24"/>
-          <w:szCs w:val="24"/>
-        </w:rPr>
-      </w:pPr>
-      <w:r>
-        <w:rPr>
-          <w:rFonts w:ascii="Times New Roman" w:hAnsi="Times New Roman" w:cs="Times New Roman"/>
-          <w:sz w:val="24"/>
-          <w:szCs w:val="24"/>
-        </w:rPr>
-        <w:t>Recepción de mercadería</w:t>
-      </w:r>
-      <w:r>
-        <w:rPr>
-          <w:rFonts w:ascii="Times New Roman" w:hAnsi="Times New Roman" w:cs="Times New Roman"/>
-          <w:sz w:val="24"/>
-          <w:szCs w:val="24"/>
-        </w:rPr>
-        <w:tab/>
-        <w:t>Anotación manual en fichas</w:t>
-      </w:r>
-      <w:r>
-        <w:rPr>
-          <w:rFonts w:ascii="Times New Roman" w:hAnsi="Times New Roman" w:cs="Times New Roman"/>
-          <w:sz w:val="24"/>
-          <w:szCs w:val="24"/>
-        </w:rPr>
-        <w:tab/>
-        <w:t>Ingreso en sistema con trazabilidad de lote</w:t>
-      </w:r>
-      <w:r>
-        <w:rPr>
-          <w:rFonts w:ascii="Times New Roman" w:hAnsi="Times New Roman" w:cs="Times New Roman"/>
-          <w:sz w:val="24"/>
-          <w:szCs w:val="24"/>
-        </w:rPr>
-        <w:tab/>
-        <w:t>Inventario inexacto, lotes vencidos sin detectar</w:t>
-      </w:r>
-    </w:p>
-    <w:p>
-      <w:pPr>
-        <w:rPr>
-          <w:rFonts w:ascii="Times New Roman" w:hAnsi="Times New Roman" w:cs="Times New Roman"/>
-          <w:sz w:val="24"/>
-          <w:szCs w:val="24"/>
-        </w:rPr>
-      </w:pPr>
-      <w:r>
-        <w:rPr>
-          <w:rFonts w:ascii="Times New Roman" w:hAnsi="Times New Roman" w:cs="Times New Roman"/>
-          <w:sz w:val="24"/>
-          <w:szCs w:val="24"/>
-        </w:rPr>
-        <w:t>Decisión final</w:t>
-      </w:r>
-      <w:r>
-        <w:rPr>
-          <w:rFonts w:ascii="Times New Roman" w:hAnsi="Times New Roman" w:cs="Times New Roman"/>
-          <w:sz w:val="24"/>
-          <w:szCs w:val="24"/>
-        </w:rPr>
-        <w:tab/>
-        <w:t>"Yo pongo la plata, decido yo"</w:t>
-      </w:r>
-      <w:r>
-        <w:rPr>
-          <w:rFonts w:ascii="Times New Roman" w:hAnsi="Times New Roman" w:cs="Times New Roman"/>
-          <w:sz w:val="24"/>
-          <w:szCs w:val="24"/>
-        </w:rPr>
-        <w:tab/>
-        <w:t>"Hay que medir rentabilidad por producto"</w:t>
-      </w:r>
-      <w:r>
-        <w:rPr>
-          <w:rFonts w:ascii="Times New Roman" w:hAnsi="Times New Roman" w:cs="Times New Roman"/>
-          <w:sz w:val="24"/>
-          <w:szCs w:val="24"/>
-        </w:rPr>
-        <w:tab/>
-        <w:t>Empleados paralizados, clima tenso</w:t>
-      </w:r>
-    </w:p>
-    <w:p>
-      <w:pPr>
-        <w:rPr>
-          <w:rFonts w:ascii="Times New Roman" w:hAnsi="Times New Roman" w:cs="Times New Roman"/>
-          <w:sz w:val="24"/>
-          <w:szCs w:val="24"/>
-        </w:rPr>
-      </w:pPr>
-      <w:r>
-        <w:rPr>
-          <w:rFonts w:ascii="Times New Roman" w:hAnsi="Times New Roman" w:cs="Times New Roman"/>
-          <w:sz w:val="24"/>
-          <w:szCs w:val="24"/>
-        </w:rPr>
-        <w:lastRenderedPageBreak/>
-        <w:t>Consecuencia del circuito actual: Bicefalia operativa → empleados ejecutan la última orden escuchada → rotación de personal → pérdida de conocimiento operativo.</w:t>
-      </w:r>
-    </w:p>
-    <w:p>
-      <w:pPr>
-        <w:rPr>
-          <w:rFonts w:ascii="Times New Roman" w:hAnsi="Times New Roman" w:cs="Times New Roman"/>
-          <w:sz w:val="24"/>
-          <w:szCs w:val="24"/>
-        </w:rPr>
-      </w:pPr>
       <w:r>
         <w:rPr>
           <w:rFonts w:ascii="Times New Roman" w:hAnsi="Times New Roman" w:cs="Times New Roman"/>
@@ -1439,10 +1199,10 @@
           <w:szCs w:val="24"/>
         </w:rPr>
         <w:drawing>
-          <wp:inline distT="0" distB="0" distL="0" distR="0" wp14:anchorId="13438036" wp14:editId="04EBDED3">
-            <wp:extent cx="5750285" cy="698500"/>
+          <wp:inline distT="0" distB="0" distL="0" distR="0" wp14:anchorId="5CDD5061" wp14:editId="5D7B4796">
+            <wp:extent cx="5000263" cy="5316974"/>
             <wp:effectExtent l="0" t="0" r="0" b="0"/>
-            <wp:docPr id="7" name="Imagen 7"/>
+            <wp:docPr id="237913987" name="Imagen 3"/>
             <wp:cNvGraphicFramePr>
               <a:graphicFrameLocks xmlns:a="http://schemas.openxmlformats.org/drawingml/2006/main" noChangeAspect="1"/>
             </wp:cNvGraphicFramePr>
@@ -1450,29 +1210,36 @@
               <a:graphicData uri="http://schemas.openxmlformats.org/drawingml/2006/picture">
                 <pic:pic xmlns:pic="http://schemas.openxmlformats.org/drawingml/2006/picture">
                   <pic:nvPicPr>
-                    <pic:cNvPr id="7" name="Imagen 7"/>
-                    <pic:cNvPicPr/>
+                    <pic:cNvPr id="0" name="Picture 3"/>
+                    <pic:cNvPicPr>
+                      <a:picLocks noChangeAspect="1" noChangeArrowheads="1"/>
+                    </pic:cNvPicPr>
                   </pic:nvPicPr>
                   <pic:blipFill>
-                    <a:blip r:embed="rId4" cstate="print">
+                    <a:blip r:embed="rId7">
                       <a:extLst>
                         <a:ext uri="{28A0092B-C50C-407E-A947-70E740481C1C}">
                           <a14:useLocalDpi xmlns:a14="http://schemas.microsoft.com/office/drawing/2010/main" val="0"/>
                         </a:ext>
                       </a:extLst>
                     </a:blip>
+                    <a:srcRect/>
                     <a:stretch>
                       <a:fillRect/>
                     </a:stretch>
                   </pic:blipFill>
-                  <pic:spPr>
+                  <pic:spPr bwMode="auto">
                     <a:xfrm>
                       <a:off x="0" y="0"/>
-                      <a:ext cx="5764605" cy="700239"/>
+                      <a:ext cx="5007078" cy="5324221"/>
                     </a:xfrm>
                     <a:prstGeom prst="rect">
                       <a:avLst/>
                     </a:prstGeom>
+                    <a:noFill/>
+                    <a:ln>
+                      <a:noFill/>
+                    </a:ln>
                   </pic:spPr>
                 </pic:pic>
               </a:graphicData>
@@ -1485,139 +1252,887 @@
       <w:pPr>
         <w:rPr>
           <w:rFonts w:ascii="Times New Roman" w:hAnsi="Times New Roman" w:cs="Times New Roman"/>
-          <w:sz w:val="24"/>
-          <w:szCs w:val="24"/>
-        </w:rPr>
-      </w:pPr>
-    </w:p>
-    <w:p>
-      <w:pPr>
-        <w:rPr>
-          <w:rFonts w:ascii="Times New Roman" w:hAnsi="Times New Roman" w:cs="Times New Roman"/>
-          <w:sz w:val="24"/>
-          <w:szCs w:val="24"/>
-        </w:rPr>
-      </w:pPr>
-    </w:p>
-    <w:p>
-      <w:pPr>
-        <w:rPr>
-          <w:rFonts w:ascii="Times New Roman" w:hAnsi="Times New Roman" w:cs="Times New Roman"/>
-          <w:sz w:val="24"/>
-          <w:szCs w:val="24"/>
-        </w:rPr>
-      </w:pPr>
-      <w:r>
-        <w:rPr>
-          <w:rFonts w:ascii="Times New Roman" w:hAnsi="Times New Roman" w:cs="Times New Roman"/>
-          <w:noProof/>
-          <w:sz w:val="24"/>
-          <w:szCs w:val="24"/>
-        </w:rPr>
-        <w:drawing>
-          <wp:inline distT="0" distB="0" distL="0" distR="0" wp14:anchorId="66DD0312" wp14:editId="02CF22D7">
-            <wp:extent cx="5400040" cy="5833110"/>
-            <wp:effectExtent l="0" t="0" r="0" b="0"/>
-            <wp:docPr id="5" name="Imagen 5"/>
-            <wp:cNvGraphicFramePr>
-              <a:graphicFrameLocks xmlns:a="http://schemas.openxmlformats.org/drawingml/2006/main" noChangeAspect="1"/>
-            </wp:cNvGraphicFramePr>
-            <a:graphic xmlns:a="http://schemas.openxmlformats.org/drawingml/2006/main">
-              <a:graphicData uri="http://schemas.openxmlformats.org/drawingml/2006/picture">
-                <pic:pic xmlns:pic="http://schemas.openxmlformats.org/drawingml/2006/picture">
-                  <pic:nvPicPr>
-                    <pic:cNvPr id="5" name="Imagen 5"/>
-                    <pic:cNvPicPr/>
-                  </pic:nvPicPr>
-                  <pic:blipFill>
-                    <a:blip r:embed="rId5">
-                      <a:extLst>
-                        <a:ext uri="{28A0092B-C50C-407E-A947-70E740481C1C}">
-                          <a14:useLocalDpi xmlns:a14="http://schemas.microsoft.com/office/drawing/2010/main" val="0"/>
-                        </a:ext>
-                      </a:extLst>
-                    </a:blip>
-                    <a:stretch>
-                      <a:fillRect/>
-                    </a:stretch>
-                  </pic:blipFill>
-                  <pic:spPr>
-                    <a:xfrm>
-                      <a:off x="0" y="0"/>
-                      <a:ext cx="5400040" cy="5833110"/>
-                    </a:xfrm>
-                    <a:prstGeom prst="rect">
-                      <a:avLst/>
-                    </a:prstGeom>
-                  </pic:spPr>
-                </pic:pic>
-              </a:graphicData>
-            </a:graphic>
-          </wp:inline>
-        </w:drawing>
-      </w:r>
-    </w:p>
-    <w:p>
-      <w:pPr>
-        <w:rPr>
-          <w:rFonts w:ascii="Times New Roman" w:hAnsi="Times New Roman" w:cs="Times New Roman"/>
-          <w:sz w:val="24"/>
-          <w:szCs w:val="24"/>
-        </w:rPr>
-      </w:pPr>
-    </w:p>
-    <w:p>
-      <w:pPr>
-        <w:rPr>
-          <w:rFonts w:ascii="Times New Roman" w:hAnsi="Times New Roman" w:cs="Times New Roman"/>
-          <w:sz w:val="24"/>
-          <w:szCs w:val="24"/>
-        </w:rPr>
-      </w:pPr>
-    </w:p>
-    <w:p>
-      <w:pPr>
-        <w:rPr>
-          <w:rFonts w:ascii="Times New Roman" w:hAnsi="Times New Roman" w:cs="Times New Roman"/>
-          <w:sz w:val="24"/>
-          <w:szCs w:val="24"/>
-        </w:rPr>
-      </w:pPr>
-    </w:p>
-    <w:p>
-      <w:pPr>
-        <w:rPr>
-          <w:rFonts w:ascii="Times New Roman" w:hAnsi="Times New Roman" w:cs="Times New Roman"/>
-          <w:sz w:val="24"/>
-          <w:szCs w:val="24"/>
-        </w:rPr>
-      </w:pPr>
-    </w:p>
-    <w:p>
-      <w:pPr>
-        <w:rPr>
-          <w:rFonts w:ascii="Times New Roman" w:hAnsi="Times New Roman" w:cs="Times New Roman"/>
-          <w:sz w:val="24"/>
-          <w:szCs w:val="24"/>
-        </w:rPr>
-      </w:pPr>
-    </w:p>
-    <w:p>
-      <w:pPr>
-        <w:rPr>
-          <w:rFonts w:ascii="Times New Roman" w:hAnsi="Times New Roman" w:cs="Times New Roman"/>
-          <w:b/>
-          <w:sz w:val="24"/>
-          <w:szCs w:val="24"/>
-        </w:rPr>
-      </w:pPr>
-      <w:r>
-        <w:rPr>
-          <w:rFonts w:ascii="Times New Roman" w:hAnsi="Times New Roman" w:cs="Times New Roman"/>
-          <w:b/>
-          <w:sz w:val="24"/>
-          <w:szCs w:val="24"/>
-        </w:rPr>
+          <w:b/>
+          <w:sz w:val="24"/>
+          <w:szCs w:val="24"/>
+        </w:rPr>
+      </w:pPr>
+      <w:r>
+        <w:rPr>
+          <w:rFonts w:ascii="Times New Roman" w:hAnsi="Times New Roman" w:cs="Times New Roman"/>
+          <w:b/>
+          <w:sz w:val="24"/>
+          <w:szCs w:val="24"/>
+        </w:rPr>
+        <w:t>Fricciones generacionales identificadas:</w:t>
+      </w:r>
+    </w:p>
+    <w:tbl>
+      <w:tblPr>
+        <w:tblW w:w="10345" w:type="dxa"/>
+        <w:jc w:val="center"/>
+        <w:tblCellMar>
+          <w:left w:w="70" w:type="dxa"/>
+          <w:right w:w="70" w:type="dxa"/>
+        </w:tblCellMar>
+        <w:tblLook w:val="04A0" w:firstRow="1" w:lastRow="0" w:firstColumn="1" w:lastColumn="0" w:noHBand="0" w:noVBand="1"/>
+      </w:tblPr>
+      <w:tblGrid>
+        <w:gridCol w:w="1588"/>
+        <w:gridCol w:w="2703"/>
+        <w:gridCol w:w="3267"/>
+        <w:gridCol w:w="2787"/>
+      </w:tblGrid>
+      <w:tr>
+        <w:trPr>
+          <w:trHeight w:val="290"/>
+          <w:jc w:val="center"/>
+        </w:trPr>
+        <w:tc>
+          <w:tcPr>
+            <w:tcW w:w="1588" w:type="dxa"/>
+            <w:tcBorders>
+              <w:top w:val="single" w:sz="4" w:space="0" w:color="auto"/>
+              <w:left w:val="single" w:sz="4" w:space="0" w:color="auto"/>
+              <w:bottom w:val="single" w:sz="4" w:space="0" w:color="auto"/>
+              <w:right w:val="single" w:sz="4" w:space="0" w:color="auto"/>
+            </w:tcBorders>
+            <w:shd w:val="clear" w:color="000000" w:fill="FFFF00"/>
+            <w:vAlign w:val="bottom"/>
+            <w:hideMark/>
+          </w:tcPr>
+          <w:p>
+            <w:pPr>
+              <w:spacing w:after="0" w:line="240" w:lineRule="auto"/>
+              <w:rPr>
+                <w:rFonts w:ascii="Calibri" w:eastAsia="Times New Roman" w:hAnsi="Calibri" w:cs="Calibri"/>
+                <w:b/>
+                <w:bCs/>
+                <w:color w:val="000000"/>
+                <w:lang w:val="es-AR" w:eastAsia="es-AR"/>
+              </w:rPr>
+            </w:pPr>
+            <w:r>
+              <w:rPr>
+                <w:rFonts w:ascii="Calibri" w:eastAsia="Times New Roman" w:hAnsi="Calibri" w:cs="Calibri"/>
+                <w:b/>
+                <w:bCs/>
+                <w:color w:val="000000"/>
+                <w:lang w:val="es-AR" w:eastAsia="es-AR"/>
+              </w:rPr>
+              <w:t>Momento del proceso</w:t>
+            </w:r>
+          </w:p>
+        </w:tc>
+        <w:tc>
+          <w:tcPr>
+            <w:tcW w:w="2703" w:type="dxa"/>
+            <w:tcBorders>
+              <w:top w:val="single" w:sz="4" w:space="0" w:color="auto"/>
+              <w:left w:val="nil"/>
+              <w:bottom w:val="single" w:sz="4" w:space="0" w:color="auto"/>
+              <w:right w:val="single" w:sz="4" w:space="0" w:color="auto"/>
+            </w:tcBorders>
+            <w:shd w:val="clear" w:color="000000" w:fill="FFFF00"/>
+            <w:noWrap/>
+            <w:vAlign w:val="bottom"/>
+            <w:hideMark/>
+          </w:tcPr>
+          <w:p>
+            <w:pPr>
+              <w:spacing w:after="0" w:line="240" w:lineRule="auto"/>
+              <w:rPr>
+                <w:rFonts w:ascii="Calibri" w:eastAsia="Times New Roman" w:hAnsi="Calibri" w:cs="Calibri"/>
+                <w:b/>
+                <w:bCs/>
+                <w:color w:val="000000"/>
+                <w:lang w:val="es-AR" w:eastAsia="es-AR"/>
+              </w:rPr>
+            </w:pPr>
+            <w:r>
+              <w:rPr>
+                <w:rFonts w:ascii="Calibri" w:eastAsia="Times New Roman" w:hAnsi="Calibri" w:cs="Calibri"/>
+                <w:b/>
+                <w:bCs/>
+                <w:color w:val="000000"/>
+                <w:lang w:val="es-AR" w:eastAsia="es-AR"/>
+              </w:rPr>
+              <w:t>Acción de Don Roberto (experiencia)</w:t>
+            </w:r>
+          </w:p>
+        </w:tc>
+        <w:tc>
+          <w:tcPr>
+            <w:tcW w:w="3267" w:type="dxa"/>
+            <w:tcBorders>
+              <w:top w:val="single" w:sz="4" w:space="0" w:color="auto"/>
+              <w:left w:val="nil"/>
+              <w:bottom w:val="single" w:sz="4" w:space="0" w:color="auto"/>
+              <w:right w:val="single" w:sz="4" w:space="0" w:color="auto"/>
+            </w:tcBorders>
+            <w:shd w:val="clear" w:color="000000" w:fill="FFFF00"/>
+            <w:noWrap/>
+            <w:vAlign w:val="bottom"/>
+            <w:hideMark/>
+          </w:tcPr>
+          <w:p>
+            <w:pPr>
+              <w:spacing w:after="0" w:line="240" w:lineRule="auto"/>
+              <w:rPr>
+                <w:rFonts w:ascii="Calibri" w:eastAsia="Times New Roman" w:hAnsi="Calibri" w:cs="Calibri"/>
+                <w:b/>
+                <w:bCs/>
+                <w:color w:val="000000"/>
+                <w:lang w:val="es-AR" w:eastAsia="es-AR"/>
+              </w:rPr>
+            </w:pPr>
+            <w:r>
+              <w:rPr>
+                <w:rFonts w:ascii="Calibri" w:eastAsia="Times New Roman" w:hAnsi="Calibri" w:cs="Calibri"/>
+                <w:b/>
+                <w:bCs/>
+                <w:color w:val="000000"/>
+                <w:lang w:val="es-AR" w:eastAsia="es-AR"/>
+              </w:rPr>
+              <w:t>Intención de los hijos (profesionalización)</w:t>
+            </w:r>
+          </w:p>
+        </w:tc>
+        <w:tc>
+          <w:tcPr>
+            <w:tcW w:w="2787" w:type="dxa"/>
+            <w:tcBorders>
+              <w:top w:val="single" w:sz="4" w:space="0" w:color="auto"/>
+              <w:left w:val="nil"/>
+              <w:bottom w:val="single" w:sz="4" w:space="0" w:color="auto"/>
+              <w:right w:val="single" w:sz="4" w:space="0" w:color="auto"/>
+            </w:tcBorders>
+            <w:shd w:val="clear" w:color="000000" w:fill="FFFF00"/>
+            <w:noWrap/>
+            <w:vAlign w:val="bottom"/>
+            <w:hideMark/>
+          </w:tcPr>
+          <w:p>
+            <w:pPr>
+              <w:spacing w:after="0" w:line="240" w:lineRule="auto"/>
+              <w:rPr>
+                <w:rFonts w:ascii="Calibri" w:eastAsia="Times New Roman" w:hAnsi="Calibri" w:cs="Calibri"/>
+                <w:b/>
+                <w:bCs/>
+                <w:color w:val="0F1115"/>
+                <w:lang w:val="es-AR" w:eastAsia="es-AR"/>
+              </w:rPr>
+            </w:pPr>
+            <w:r>
+              <w:rPr>
+                <w:rFonts w:ascii="Calibri" w:eastAsia="Times New Roman" w:hAnsi="Calibri" w:cs="Calibri"/>
+                <w:b/>
+                <w:bCs/>
+                <w:color w:val="0F1115"/>
+                <w:lang w:val="es-AR" w:eastAsia="es-AR"/>
+              </w:rPr>
+              <w:t>Fricción resultante</w:t>
+            </w:r>
+          </w:p>
+        </w:tc>
+      </w:tr>
+      <w:tr>
+        <w:trPr>
+          <w:trHeight w:val="290"/>
+          <w:jc w:val="center"/>
+        </w:trPr>
+        <w:tc>
+          <w:tcPr>
+            <w:tcW w:w="1588" w:type="dxa"/>
+            <w:tcBorders>
+              <w:top w:val="nil"/>
+              <w:left w:val="single" w:sz="4" w:space="0" w:color="auto"/>
+              <w:bottom w:val="single" w:sz="4" w:space="0" w:color="auto"/>
+              <w:right w:val="single" w:sz="4" w:space="0" w:color="auto"/>
+            </w:tcBorders>
+            <w:noWrap/>
+            <w:vAlign w:val="bottom"/>
+            <w:hideMark/>
+          </w:tcPr>
+          <w:p>
+            <w:pPr>
+              <w:spacing w:after="0" w:line="240" w:lineRule="auto"/>
+              <w:rPr>
+                <w:rFonts w:ascii="Calibri" w:eastAsia="Times New Roman" w:hAnsi="Calibri" w:cs="Calibri"/>
+                <w:color w:val="000000"/>
+                <w:lang w:val="es-AR" w:eastAsia="es-AR"/>
+              </w:rPr>
+            </w:pPr>
+            <w:r>
+              <w:rPr>
+                <w:rFonts w:ascii="Calibri" w:eastAsia="Times New Roman" w:hAnsi="Calibri" w:cs="Calibri"/>
+                <w:color w:val="000000"/>
+                <w:lang w:val="es-AR" w:eastAsia="es-AR"/>
+              </w:rPr>
+              <w:t>Detección de la necesidad</w:t>
+            </w:r>
+          </w:p>
+        </w:tc>
+        <w:tc>
+          <w:tcPr>
+            <w:tcW w:w="2703" w:type="dxa"/>
+            <w:tcBorders>
+              <w:top w:val="nil"/>
+              <w:left w:val="nil"/>
+              <w:bottom w:val="single" w:sz="4" w:space="0" w:color="auto"/>
+              <w:right w:val="single" w:sz="4" w:space="0" w:color="auto"/>
+            </w:tcBorders>
+            <w:noWrap/>
+            <w:vAlign w:val="bottom"/>
+            <w:hideMark/>
+          </w:tcPr>
+          <w:p>
+            <w:pPr>
+              <w:spacing w:after="0" w:line="240" w:lineRule="auto"/>
+              <w:rPr>
+                <w:rFonts w:ascii="Calibri" w:eastAsia="Times New Roman" w:hAnsi="Calibri" w:cs="Calibri"/>
+                <w:color w:val="000000"/>
+                <w:lang w:val="es-AR" w:eastAsia="es-AR"/>
+              </w:rPr>
+            </w:pPr>
+            <w:r>
+              <w:rPr>
+                <w:rFonts w:ascii="Calibri" w:eastAsia="Times New Roman" w:hAnsi="Calibri" w:cs="Calibri"/>
+                <w:color w:val="000000"/>
+                <w:lang w:val="es-AR" w:eastAsia="es-AR"/>
+              </w:rPr>
+              <w:t>"Falta esto, lo sé porque lo veo"</w:t>
+            </w:r>
+          </w:p>
+        </w:tc>
+        <w:tc>
+          <w:tcPr>
+            <w:tcW w:w="3267" w:type="dxa"/>
+            <w:tcBorders>
+              <w:top w:val="nil"/>
+              <w:left w:val="nil"/>
+              <w:bottom w:val="single" w:sz="4" w:space="0" w:color="auto"/>
+              <w:right w:val="single" w:sz="4" w:space="0" w:color="auto"/>
+            </w:tcBorders>
+            <w:noWrap/>
+            <w:vAlign w:val="bottom"/>
+            <w:hideMark/>
+          </w:tcPr>
+          <w:p>
+            <w:pPr>
+              <w:spacing w:after="0" w:line="240" w:lineRule="auto"/>
+              <w:rPr>
+                <w:rFonts w:ascii="Calibri" w:eastAsia="Times New Roman" w:hAnsi="Calibri" w:cs="Calibri"/>
+                <w:color w:val="000000"/>
+                <w:lang w:val="es-AR" w:eastAsia="es-AR"/>
+              </w:rPr>
+            </w:pPr>
+            <w:r>
+              <w:rPr>
+                <w:rFonts w:ascii="Calibri" w:eastAsia="Times New Roman" w:hAnsi="Calibri" w:cs="Calibri"/>
+                <w:color w:val="000000"/>
+                <w:lang w:val="es-AR" w:eastAsia="es-AR"/>
+              </w:rPr>
+              <w:t>Revisar históricos de ventas y estacionalidad</w:t>
+            </w:r>
+          </w:p>
+        </w:tc>
+        <w:tc>
+          <w:tcPr>
+            <w:tcW w:w="2787" w:type="dxa"/>
+            <w:tcBorders>
+              <w:top w:val="nil"/>
+              <w:left w:val="nil"/>
+              <w:bottom w:val="single" w:sz="4" w:space="0" w:color="auto"/>
+              <w:right w:val="single" w:sz="4" w:space="0" w:color="auto"/>
+            </w:tcBorders>
+            <w:noWrap/>
+            <w:vAlign w:val="bottom"/>
+            <w:hideMark/>
+          </w:tcPr>
+          <w:p>
+            <w:pPr>
+              <w:spacing w:after="0" w:line="240" w:lineRule="auto"/>
+              <w:rPr>
+                <w:rFonts w:ascii="Calibri" w:eastAsia="Times New Roman" w:hAnsi="Calibri" w:cs="Calibri"/>
+                <w:color w:val="0F1115"/>
+                <w:lang w:val="es-AR" w:eastAsia="es-AR"/>
+              </w:rPr>
+            </w:pPr>
+            <w:r>
+              <w:rPr>
+                <w:rFonts w:ascii="Calibri" w:eastAsia="Times New Roman" w:hAnsi="Calibri" w:cs="Calibri"/>
+                <w:color w:val="0F1115"/>
+                <w:lang w:val="es-AR" w:eastAsia="es-AR"/>
+              </w:rPr>
+              <w:t>Compra duplicada o falta de compra</w:t>
+            </w:r>
+          </w:p>
+        </w:tc>
+      </w:tr>
+      <w:tr>
+        <w:trPr>
+          <w:trHeight w:val="290"/>
+          <w:jc w:val="center"/>
+        </w:trPr>
+        <w:tc>
+          <w:tcPr>
+            <w:tcW w:w="1588" w:type="dxa"/>
+            <w:tcBorders>
+              <w:top w:val="nil"/>
+              <w:left w:val="single" w:sz="4" w:space="0" w:color="auto"/>
+              <w:bottom w:val="single" w:sz="4" w:space="0" w:color="auto"/>
+              <w:right w:val="single" w:sz="4" w:space="0" w:color="auto"/>
+            </w:tcBorders>
+            <w:noWrap/>
+            <w:vAlign w:val="bottom"/>
+            <w:hideMark/>
+          </w:tcPr>
+          <w:p>
+            <w:pPr>
+              <w:spacing w:after="0" w:line="240" w:lineRule="auto"/>
+              <w:rPr>
+                <w:rFonts w:ascii="Calibri" w:eastAsia="Times New Roman" w:hAnsi="Calibri" w:cs="Calibri"/>
+                <w:color w:val="0F1115"/>
+                <w:lang w:val="es-AR" w:eastAsia="es-AR"/>
+              </w:rPr>
+            </w:pPr>
+            <w:r>
+              <w:rPr>
+                <w:rFonts w:ascii="Calibri" w:eastAsia="Times New Roman" w:hAnsi="Calibri" w:cs="Calibri"/>
+                <w:color w:val="0F1115"/>
+                <w:lang w:val="es-AR" w:eastAsia="es-AR"/>
+              </w:rPr>
+              <w:t>Selección de cantidad</w:t>
+            </w:r>
+          </w:p>
+        </w:tc>
+        <w:tc>
+          <w:tcPr>
+            <w:tcW w:w="2703" w:type="dxa"/>
+            <w:tcBorders>
+              <w:top w:val="nil"/>
+              <w:left w:val="nil"/>
+              <w:bottom w:val="single" w:sz="4" w:space="0" w:color="auto"/>
+              <w:right w:val="single" w:sz="4" w:space="0" w:color="auto"/>
+            </w:tcBorders>
+            <w:noWrap/>
+            <w:vAlign w:val="bottom"/>
+            <w:hideMark/>
+          </w:tcPr>
+          <w:p>
+            <w:pPr>
+              <w:spacing w:after="0" w:line="240" w:lineRule="auto"/>
+              <w:rPr>
+                <w:rFonts w:ascii="Calibri" w:eastAsia="Times New Roman" w:hAnsi="Calibri" w:cs="Calibri"/>
+                <w:color w:val="0F1115"/>
+                <w:lang w:val="es-AR" w:eastAsia="es-AR"/>
+              </w:rPr>
+            </w:pPr>
+            <w:r>
+              <w:rPr>
+                <w:rFonts w:ascii="Calibri" w:eastAsia="Times New Roman" w:hAnsi="Calibri" w:cs="Calibri"/>
+                <w:color w:val="0F1115"/>
+                <w:lang w:val="es-AR" w:eastAsia="es-AR"/>
+              </w:rPr>
+              <w:t>"Pido 100 cajas como siempre"</w:t>
+            </w:r>
+          </w:p>
+        </w:tc>
+        <w:tc>
+          <w:tcPr>
+            <w:tcW w:w="3267" w:type="dxa"/>
+            <w:tcBorders>
+              <w:top w:val="nil"/>
+              <w:left w:val="nil"/>
+              <w:bottom w:val="single" w:sz="4" w:space="0" w:color="auto"/>
+              <w:right w:val="single" w:sz="4" w:space="0" w:color="auto"/>
+            </w:tcBorders>
+            <w:noWrap/>
+            <w:vAlign w:val="bottom"/>
+            <w:hideMark/>
+          </w:tcPr>
+          <w:p>
+            <w:pPr>
+              <w:spacing w:after="0" w:line="240" w:lineRule="auto"/>
+              <w:rPr>
+                <w:rFonts w:ascii="Calibri" w:eastAsia="Times New Roman" w:hAnsi="Calibri" w:cs="Calibri"/>
+                <w:color w:val="0F1115"/>
+                <w:lang w:val="es-AR" w:eastAsia="es-AR"/>
+              </w:rPr>
+            </w:pPr>
+            <w:r>
+              <w:rPr>
+                <w:rFonts w:ascii="Calibri" w:eastAsia="Times New Roman" w:hAnsi="Calibri" w:cs="Calibri"/>
+                <w:color w:val="0F1115"/>
+                <w:lang w:val="es-AR" w:eastAsia="es-AR"/>
+              </w:rPr>
+              <w:t>Calcular lote económico basado en rotación real</w:t>
+            </w:r>
+          </w:p>
+        </w:tc>
+        <w:tc>
+          <w:tcPr>
+            <w:tcW w:w="2787" w:type="dxa"/>
+            <w:tcBorders>
+              <w:top w:val="nil"/>
+              <w:left w:val="nil"/>
+              <w:bottom w:val="single" w:sz="4" w:space="0" w:color="auto"/>
+              <w:right w:val="single" w:sz="4" w:space="0" w:color="auto"/>
+            </w:tcBorders>
+            <w:noWrap/>
+            <w:vAlign w:val="bottom"/>
+            <w:hideMark/>
+          </w:tcPr>
+          <w:p>
+            <w:pPr>
+              <w:spacing w:after="0" w:line="240" w:lineRule="auto"/>
+              <w:rPr>
+                <w:rFonts w:ascii="Calibri" w:eastAsia="Times New Roman" w:hAnsi="Calibri" w:cs="Calibri"/>
+                <w:color w:val="0F1115"/>
+                <w:lang w:val="es-AR" w:eastAsia="es-AR"/>
+              </w:rPr>
+            </w:pPr>
+            <w:r>
+              <w:rPr>
+                <w:rFonts w:ascii="Calibri" w:eastAsia="Times New Roman" w:hAnsi="Calibri" w:cs="Calibri"/>
+                <w:color w:val="0F1115"/>
+                <w:lang w:val="es-AR" w:eastAsia="es-AR"/>
+              </w:rPr>
+              <w:t>Sobreestock o quiebre</w:t>
+            </w:r>
+          </w:p>
+        </w:tc>
+      </w:tr>
+      <w:tr>
+        <w:trPr>
+          <w:trHeight w:val="290"/>
+          <w:jc w:val="center"/>
+        </w:trPr>
+        <w:tc>
+          <w:tcPr>
+            <w:tcW w:w="1588" w:type="dxa"/>
+            <w:tcBorders>
+              <w:top w:val="nil"/>
+              <w:left w:val="single" w:sz="4" w:space="0" w:color="auto"/>
+              <w:bottom w:val="single" w:sz="4" w:space="0" w:color="auto"/>
+              <w:right w:val="single" w:sz="4" w:space="0" w:color="auto"/>
+            </w:tcBorders>
+            <w:noWrap/>
+            <w:vAlign w:val="bottom"/>
+            <w:hideMark/>
+          </w:tcPr>
+          <w:p>
+            <w:pPr>
+              <w:spacing w:after="0" w:line="240" w:lineRule="auto"/>
+              <w:rPr>
+                <w:rFonts w:ascii="Calibri" w:eastAsia="Times New Roman" w:hAnsi="Calibri" w:cs="Calibri"/>
+                <w:color w:val="0F1115"/>
+                <w:lang w:val="es-AR" w:eastAsia="es-AR"/>
+              </w:rPr>
+            </w:pPr>
+            <w:r>
+              <w:rPr>
+                <w:rFonts w:ascii="Calibri" w:eastAsia="Times New Roman" w:hAnsi="Calibri" w:cs="Calibri"/>
+                <w:color w:val="0F1115"/>
+                <w:lang w:val="es-AR" w:eastAsia="es-AR"/>
+              </w:rPr>
+              <w:t>Registro de pedido</w:t>
+            </w:r>
+          </w:p>
+        </w:tc>
+        <w:tc>
+          <w:tcPr>
+            <w:tcW w:w="2703" w:type="dxa"/>
+            <w:tcBorders>
+              <w:top w:val="nil"/>
+              <w:left w:val="nil"/>
+              <w:bottom w:val="single" w:sz="4" w:space="0" w:color="auto"/>
+              <w:right w:val="single" w:sz="4" w:space="0" w:color="auto"/>
+            </w:tcBorders>
+            <w:shd w:val="clear" w:color="000000" w:fill="FFFFFF"/>
+            <w:vAlign w:val="center"/>
+            <w:hideMark/>
+          </w:tcPr>
+          <w:p>
+            <w:pPr>
+              <w:spacing w:after="0" w:line="240" w:lineRule="auto"/>
+              <w:rPr>
+                <w:rFonts w:ascii="Calibri" w:eastAsia="Times New Roman" w:hAnsi="Calibri" w:cs="Calibri"/>
+                <w:color w:val="0F1115"/>
+                <w:lang w:val="es-AR" w:eastAsia="es-AR"/>
+              </w:rPr>
+            </w:pPr>
+            <w:r>
+              <w:rPr>
+                <w:rFonts w:ascii="Calibri" w:eastAsia="Times New Roman" w:hAnsi="Calibri" w:cs="Calibri"/>
+                <w:color w:val="0F1115"/>
+                <w:lang w:val="es-AR" w:eastAsia="es-AR"/>
+              </w:rPr>
+              <w:t>Orden verbal a proveedor, sin respaldo</w:t>
+            </w:r>
+          </w:p>
+        </w:tc>
+        <w:tc>
+          <w:tcPr>
+            <w:tcW w:w="3267" w:type="dxa"/>
+            <w:tcBorders>
+              <w:top w:val="nil"/>
+              <w:left w:val="nil"/>
+              <w:bottom w:val="single" w:sz="4" w:space="0" w:color="auto"/>
+              <w:right w:val="single" w:sz="4" w:space="0" w:color="auto"/>
+            </w:tcBorders>
+            <w:noWrap/>
+            <w:vAlign w:val="bottom"/>
+            <w:hideMark/>
+          </w:tcPr>
+          <w:p>
+            <w:pPr>
+              <w:spacing w:after="0" w:line="240" w:lineRule="auto"/>
+              <w:rPr>
+                <w:rFonts w:ascii="Calibri" w:eastAsia="Times New Roman" w:hAnsi="Calibri" w:cs="Calibri"/>
+                <w:color w:val="0F1115"/>
+                <w:lang w:val="es-AR" w:eastAsia="es-AR"/>
+              </w:rPr>
+            </w:pPr>
+            <w:r>
+              <w:rPr>
+                <w:rFonts w:ascii="Calibri" w:eastAsia="Times New Roman" w:hAnsi="Calibri" w:cs="Calibri"/>
+                <w:color w:val="0F1115"/>
+                <w:lang w:val="es-AR" w:eastAsia="es-AR"/>
+              </w:rPr>
+              <w:t>Orden de compra formal con número de seguimiento</w:t>
+            </w:r>
+          </w:p>
+        </w:tc>
+        <w:tc>
+          <w:tcPr>
+            <w:tcW w:w="2787" w:type="dxa"/>
+            <w:tcBorders>
+              <w:top w:val="nil"/>
+              <w:left w:val="nil"/>
+              <w:bottom w:val="single" w:sz="4" w:space="0" w:color="auto"/>
+              <w:right w:val="single" w:sz="4" w:space="0" w:color="auto"/>
+            </w:tcBorders>
+            <w:noWrap/>
+            <w:vAlign w:val="bottom"/>
+            <w:hideMark/>
+          </w:tcPr>
+          <w:p>
+            <w:pPr>
+              <w:spacing w:after="0" w:line="240" w:lineRule="auto"/>
+              <w:rPr>
+                <w:rFonts w:ascii="Calibri" w:eastAsia="Times New Roman" w:hAnsi="Calibri" w:cs="Calibri"/>
+                <w:color w:val="0F1115"/>
+                <w:lang w:val="es-AR" w:eastAsia="es-AR"/>
+              </w:rPr>
+            </w:pPr>
+            <w:r>
+              <w:rPr>
+                <w:rFonts w:ascii="Calibri" w:eastAsia="Times New Roman" w:hAnsi="Calibri" w:cs="Calibri"/>
+                <w:color w:val="0F1115"/>
+                <w:lang w:val="es-AR" w:eastAsia="es-AR"/>
+              </w:rPr>
+              <w:t>Proveedores confundidos, entregas erróneas</w:t>
+            </w:r>
+          </w:p>
+        </w:tc>
+      </w:tr>
+      <w:tr>
+        <w:trPr>
+          <w:trHeight w:val="290"/>
+          <w:jc w:val="center"/>
+        </w:trPr>
+        <w:tc>
+          <w:tcPr>
+            <w:tcW w:w="1588" w:type="dxa"/>
+            <w:tcBorders>
+              <w:top w:val="nil"/>
+              <w:left w:val="single" w:sz="4" w:space="0" w:color="auto"/>
+              <w:bottom w:val="single" w:sz="4" w:space="0" w:color="auto"/>
+              <w:right w:val="single" w:sz="4" w:space="0" w:color="auto"/>
+            </w:tcBorders>
+            <w:shd w:val="clear" w:color="000000" w:fill="FFFFFF"/>
+            <w:vAlign w:val="center"/>
+            <w:hideMark/>
+          </w:tcPr>
+          <w:p>
+            <w:pPr>
+              <w:spacing w:after="0" w:line="240" w:lineRule="auto"/>
+              <w:rPr>
+                <w:rFonts w:ascii="Calibri" w:eastAsia="Times New Roman" w:hAnsi="Calibri" w:cs="Calibri"/>
+                <w:color w:val="0F1115"/>
+                <w:lang w:val="es-AR" w:eastAsia="es-AR"/>
+              </w:rPr>
+            </w:pPr>
+            <w:r>
+              <w:rPr>
+                <w:rFonts w:ascii="Calibri" w:eastAsia="Times New Roman" w:hAnsi="Calibri" w:cs="Calibri"/>
+                <w:color w:val="0F1115"/>
+                <w:lang w:val="es-AR" w:eastAsia="es-AR"/>
+              </w:rPr>
+              <w:t>Recepción de mercadería</w:t>
+            </w:r>
+          </w:p>
+        </w:tc>
+        <w:tc>
+          <w:tcPr>
+            <w:tcW w:w="2703" w:type="dxa"/>
+            <w:tcBorders>
+              <w:top w:val="nil"/>
+              <w:left w:val="nil"/>
+              <w:bottom w:val="single" w:sz="4" w:space="0" w:color="auto"/>
+              <w:right w:val="single" w:sz="4" w:space="0" w:color="auto"/>
+            </w:tcBorders>
+            <w:noWrap/>
+            <w:vAlign w:val="bottom"/>
+            <w:hideMark/>
+          </w:tcPr>
+          <w:p>
+            <w:pPr>
+              <w:spacing w:after="0" w:line="240" w:lineRule="auto"/>
+              <w:rPr>
+                <w:rFonts w:ascii="Calibri" w:eastAsia="Times New Roman" w:hAnsi="Calibri" w:cs="Calibri"/>
+                <w:color w:val="0F1115"/>
+                <w:lang w:val="es-AR" w:eastAsia="es-AR"/>
+              </w:rPr>
+            </w:pPr>
+            <w:r>
+              <w:rPr>
+                <w:rFonts w:ascii="Calibri" w:eastAsia="Times New Roman" w:hAnsi="Calibri" w:cs="Calibri"/>
+                <w:color w:val="0F1115"/>
+                <w:lang w:val="es-AR" w:eastAsia="es-AR"/>
+              </w:rPr>
+              <w:t>Anotación manual en fichas, cuenta almacenero</w:t>
+            </w:r>
+          </w:p>
+        </w:tc>
+        <w:tc>
+          <w:tcPr>
+            <w:tcW w:w="3267" w:type="dxa"/>
+            <w:tcBorders>
+              <w:top w:val="nil"/>
+              <w:left w:val="nil"/>
+              <w:bottom w:val="single" w:sz="4" w:space="0" w:color="auto"/>
+              <w:right w:val="single" w:sz="4" w:space="0" w:color="auto"/>
+            </w:tcBorders>
+            <w:shd w:val="clear" w:color="000000" w:fill="FFFFFF"/>
+            <w:vAlign w:val="center"/>
+            <w:hideMark/>
+          </w:tcPr>
+          <w:p>
+            <w:pPr>
+              <w:spacing w:after="0" w:line="240" w:lineRule="auto"/>
+              <w:rPr>
+                <w:rFonts w:ascii="Calibri" w:eastAsia="Times New Roman" w:hAnsi="Calibri" w:cs="Calibri"/>
+                <w:color w:val="0F1115"/>
+                <w:lang w:val="es-AR" w:eastAsia="es-AR"/>
+              </w:rPr>
+            </w:pPr>
+            <w:r>
+              <w:rPr>
+                <w:rFonts w:ascii="Calibri" w:eastAsia="Times New Roman" w:hAnsi="Calibri" w:cs="Calibri"/>
+                <w:color w:val="0F1115"/>
+                <w:lang w:val="es-AR" w:eastAsia="es-AR"/>
+              </w:rPr>
+              <w:t>Ingreso en sistema con trazabilidad de lote</w:t>
+            </w:r>
+          </w:p>
+        </w:tc>
+        <w:tc>
+          <w:tcPr>
+            <w:tcW w:w="2787" w:type="dxa"/>
+            <w:tcBorders>
+              <w:top w:val="nil"/>
+              <w:left w:val="nil"/>
+              <w:bottom w:val="single" w:sz="4" w:space="0" w:color="auto"/>
+              <w:right w:val="single" w:sz="4" w:space="0" w:color="auto"/>
+            </w:tcBorders>
+            <w:shd w:val="clear" w:color="000000" w:fill="FFFFFF"/>
+            <w:vAlign w:val="center"/>
+            <w:hideMark/>
+          </w:tcPr>
+          <w:p>
+            <w:pPr>
+              <w:spacing w:after="0" w:line="240" w:lineRule="auto"/>
+              <w:rPr>
+                <w:rFonts w:ascii="Calibri" w:eastAsia="Times New Roman" w:hAnsi="Calibri" w:cs="Calibri"/>
+                <w:color w:val="0F1115"/>
+                <w:lang w:val="es-AR" w:eastAsia="es-AR"/>
+              </w:rPr>
+            </w:pPr>
+            <w:r>
+              <w:rPr>
+                <w:rFonts w:ascii="Calibri" w:eastAsia="Times New Roman" w:hAnsi="Calibri" w:cs="Calibri"/>
+                <w:color w:val="0F1115"/>
+                <w:lang w:val="es-AR" w:eastAsia="es-AR"/>
+              </w:rPr>
+              <w:t>Inventario inexacto, lotes vencidos sin detectar</w:t>
+            </w:r>
+          </w:p>
+        </w:tc>
+      </w:tr>
+      <w:tr>
+        <w:trPr>
+          <w:trHeight w:val="290"/>
+          <w:jc w:val="center"/>
+        </w:trPr>
+        <w:tc>
+          <w:tcPr>
+            <w:tcW w:w="1588" w:type="dxa"/>
+            <w:tcBorders>
+              <w:top w:val="nil"/>
+              <w:left w:val="single" w:sz="4" w:space="0" w:color="auto"/>
+              <w:bottom w:val="single" w:sz="4" w:space="0" w:color="auto"/>
+              <w:right w:val="single" w:sz="4" w:space="0" w:color="auto"/>
+            </w:tcBorders>
+            <w:noWrap/>
+            <w:vAlign w:val="bottom"/>
+            <w:hideMark/>
+          </w:tcPr>
+          <w:p>
+            <w:pPr>
+              <w:spacing w:after="0" w:line="240" w:lineRule="auto"/>
+              <w:rPr>
+                <w:rFonts w:ascii="Calibri" w:eastAsia="Times New Roman" w:hAnsi="Calibri" w:cs="Calibri"/>
+                <w:color w:val="0F1115"/>
+                <w:lang w:val="es-AR" w:eastAsia="es-AR"/>
+              </w:rPr>
+            </w:pPr>
+            <w:r>
+              <w:rPr>
+                <w:rFonts w:ascii="Calibri" w:eastAsia="Times New Roman" w:hAnsi="Calibri" w:cs="Calibri"/>
+                <w:color w:val="0F1115"/>
+                <w:lang w:val="es-AR" w:eastAsia="es-AR"/>
+              </w:rPr>
+              <w:t>Decisión final</w:t>
+            </w:r>
+          </w:p>
+        </w:tc>
+        <w:tc>
+          <w:tcPr>
+            <w:tcW w:w="2703" w:type="dxa"/>
+            <w:tcBorders>
+              <w:top w:val="nil"/>
+              <w:left w:val="nil"/>
+              <w:bottom w:val="single" w:sz="4" w:space="0" w:color="auto"/>
+              <w:right w:val="single" w:sz="4" w:space="0" w:color="auto"/>
+            </w:tcBorders>
+            <w:noWrap/>
+            <w:vAlign w:val="bottom"/>
+            <w:hideMark/>
+          </w:tcPr>
+          <w:p>
+            <w:pPr>
+              <w:spacing w:after="0" w:line="240" w:lineRule="auto"/>
+              <w:rPr>
+                <w:rFonts w:ascii="Calibri" w:eastAsia="Times New Roman" w:hAnsi="Calibri" w:cs="Calibri"/>
+                <w:color w:val="0F1115"/>
+                <w:lang w:val="es-AR" w:eastAsia="es-AR"/>
+              </w:rPr>
+            </w:pPr>
+            <w:r>
+              <w:rPr>
+                <w:rFonts w:ascii="Calibri" w:eastAsia="Times New Roman" w:hAnsi="Calibri" w:cs="Calibri"/>
+                <w:color w:val="0F1115"/>
+                <w:lang w:val="es-AR" w:eastAsia="es-AR"/>
+              </w:rPr>
+              <w:t>"Yo pongo la plata, decido yo"</w:t>
+            </w:r>
+          </w:p>
+        </w:tc>
+        <w:tc>
+          <w:tcPr>
+            <w:tcW w:w="3267" w:type="dxa"/>
+            <w:tcBorders>
+              <w:top w:val="nil"/>
+              <w:left w:val="nil"/>
+              <w:bottom w:val="single" w:sz="4" w:space="0" w:color="auto"/>
+              <w:right w:val="single" w:sz="4" w:space="0" w:color="auto"/>
+            </w:tcBorders>
+            <w:noWrap/>
+            <w:vAlign w:val="bottom"/>
+            <w:hideMark/>
+          </w:tcPr>
+          <w:p>
+            <w:pPr>
+              <w:spacing w:after="0" w:line="240" w:lineRule="auto"/>
+              <w:rPr>
+                <w:rFonts w:ascii="Calibri" w:eastAsia="Times New Roman" w:hAnsi="Calibri" w:cs="Calibri"/>
+                <w:color w:val="0F1115"/>
+                <w:lang w:val="es-AR" w:eastAsia="es-AR"/>
+              </w:rPr>
+            </w:pPr>
+            <w:r>
+              <w:rPr>
+                <w:rFonts w:ascii="Calibri" w:eastAsia="Times New Roman" w:hAnsi="Calibri" w:cs="Calibri"/>
+                <w:color w:val="0F1115"/>
+                <w:lang w:val="es-AR" w:eastAsia="es-AR"/>
+              </w:rPr>
+              <w:t>"Hay que medir rentabilidad por producto"</w:t>
+            </w:r>
+          </w:p>
+        </w:tc>
+        <w:tc>
+          <w:tcPr>
+            <w:tcW w:w="2787" w:type="dxa"/>
+            <w:tcBorders>
+              <w:top w:val="nil"/>
+              <w:left w:val="nil"/>
+              <w:bottom w:val="single" w:sz="4" w:space="0" w:color="auto"/>
+              <w:right w:val="single" w:sz="4" w:space="0" w:color="auto"/>
+            </w:tcBorders>
+            <w:noWrap/>
+            <w:vAlign w:val="bottom"/>
+            <w:hideMark/>
+          </w:tcPr>
+          <w:p>
+            <w:pPr>
+              <w:spacing w:after="0" w:line="240" w:lineRule="auto"/>
+              <w:rPr>
+                <w:rFonts w:ascii="Calibri" w:eastAsia="Times New Roman" w:hAnsi="Calibri" w:cs="Calibri"/>
+                <w:color w:val="0F1115"/>
+                <w:lang w:val="es-AR" w:eastAsia="es-AR"/>
+              </w:rPr>
+            </w:pPr>
+            <w:r>
+              <w:rPr>
+                <w:rFonts w:ascii="Calibri" w:eastAsia="Times New Roman" w:hAnsi="Calibri" w:cs="Calibri"/>
+                <w:color w:val="0F1115"/>
+                <w:lang w:val="es-AR" w:eastAsia="es-AR"/>
+              </w:rPr>
+              <w:t>Empleados paralizados, clima tenso</w:t>
+            </w:r>
+          </w:p>
+        </w:tc>
+      </w:tr>
+    </w:tbl>
+    <w:p>
+      <w:pPr>
+        <w:rPr>
+          <w:rFonts w:ascii="Times New Roman" w:hAnsi="Times New Roman" w:cs="Times New Roman"/>
+          <w:sz w:val="24"/>
+          <w:szCs w:val="24"/>
+        </w:rPr>
+      </w:pPr>
+    </w:p>
+    <w:p>
+      <w:pPr>
+        <w:rPr>
+          <w:rFonts w:ascii="Times New Roman" w:hAnsi="Times New Roman" w:cs="Times New Roman"/>
+          <w:b/>
+          <w:sz w:val="24"/>
+          <w:szCs w:val="24"/>
+        </w:rPr>
+      </w:pPr>
+      <w:r>
+        <w:rPr>
+          <w:rFonts w:ascii="Times New Roman" w:hAnsi="Times New Roman" w:cs="Times New Roman"/>
+          <w:b/>
+          <w:sz w:val="24"/>
+          <w:szCs w:val="24"/>
+        </w:rPr>
+        <w:lastRenderedPageBreak/>
         <w:t>Puntos débiles:</w:t>
       </w:r>
     </w:p>
@@ -1914,15 +2429,6 @@
           <w:szCs w:val="24"/>
         </w:rPr>
       </w:pPr>
-    </w:p>
-    <w:p>
-      <w:pPr>
-        <w:rPr>
-          <w:rFonts w:ascii="Times New Roman" w:hAnsi="Times New Roman" w:cs="Times New Roman"/>
-          <w:sz w:val="24"/>
-          <w:szCs w:val="24"/>
-        </w:rPr>
-      </w:pPr>
       <w:r>
         <w:rPr>
           <w:rFonts w:ascii="Times New Roman" w:hAnsi="Times New Roman" w:cs="Times New Roman"/>
@@ -1965,24 +2471,6 @@
         </w:rPr>
         <w:t>Se integra con trazabilidad para reducir pérdidas por vencimiento.</w:t>
       </w:r>
-    </w:p>
-    <w:p>
-      <w:pPr>
-        <w:rPr>
-          <w:rFonts w:ascii="Times New Roman" w:hAnsi="Times New Roman" w:cs="Times New Roman"/>
-          <w:sz w:val="24"/>
-          <w:szCs w:val="24"/>
-        </w:rPr>
-      </w:pPr>
-    </w:p>
-    <w:p>
-      <w:pPr>
-        <w:rPr>
-          <w:rFonts w:ascii="Times New Roman" w:hAnsi="Times New Roman" w:cs="Times New Roman"/>
-          <w:sz w:val="24"/>
-          <w:szCs w:val="24"/>
-        </w:rPr>
-      </w:pPr>
     </w:p>
     <w:p>
       <w:pPr>
@@ -2094,39 +2582,40 @@
           <w:sz w:val="24"/>
           <w:szCs w:val="24"/>
         </w:rPr>
-        <w:t>Mejorar el flujo de caja reduciendo el sobre</w:t>
-      </w:r>
-      <w:r>
-        <w:rPr>
-          <w:rFonts w:ascii="Times New Roman" w:hAnsi="Times New Roman" w:cs="Times New Roman"/>
-          <w:sz w:val="24"/>
-          <w:szCs w:val="24"/>
-        </w:rPr>
-        <w:t xml:space="preserve"> </w:t>
-      </w:r>
-      <w:r>
-        <w:rPr>
-          <w:rFonts w:ascii="Times New Roman" w:hAnsi="Times New Roman" w:cs="Times New Roman"/>
-          <w:sz w:val="24"/>
-          <w:szCs w:val="24"/>
-        </w:rPr>
-        <w:t>stock.</w:t>
-      </w:r>
-    </w:p>
-    <w:p>
-      <w:pPr>
-        <w:rPr>
-          <w:rFonts w:ascii="Times New Roman" w:hAnsi="Times New Roman" w:cs="Times New Roman"/>
-          <w:sz w:val="24"/>
-          <w:szCs w:val="24"/>
-        </w:rPr>
-      </w:pPr>
-      <w:r>
-        <w:rPr>
-          <w:rFonts w:ascii="Times New Roman" w:hAnsi="Times New Roman" w:cs="Times New Roman"/>
-          <w:sz w:val="24"/>
-          <w:szCs w:val="24"/>
-        </w:rPr>
+        <w:t xml:space="preserve">Mejorar el flujo de caja reduciendo el </w:t>
+      </w:r>
+      <w:r>
+        <w:rPr>
+          <w:rFonts w:ascii="Times New Roman" w:hAnsi="Times New Roman" w:cs="Times New Roman"/>
+          <w:sz w:val="24"/>
+          <w:szCs w:val="24"/>
+        </w:rPr>
+        <w:t>sobre stock</w:t>
+      </w:r>
+      <w:r>
+        <w:rPr>
+          <w:rFonts w:ascii="Times New Roman" w:hAnsi="Times New Roman" w:cs="Times New Roman"/>
+          <w:sz w:val="24"/>
+          <w:szCs w:val="24"/>
+        </w:rPr>
+        <w:t>.</w:t>
+      </w:r>
+    </w:p>
+    <w:p>
+      <w:pPr>
+        <w:rPr>
+          <w:rFonts w:ascii="Times New Roman" w:hAnsi="Times New Roman" w:cs="Times New Roman"/>
+          <w:sz w:val="24"/>
+          <w:szCs w:val="24"/>
+        </w:rPr>
+      </w:pPr>
+      <w:r>
+        <w:rPr>
+          <w:rFonts w:ascii="Times New Roman" w:hAnsi="Times New Roman" w:cs="Times New Roman"/>
+          <w:sz w:val="24"/>
+          <w:szCs w:val="24"/>
+        </w:rPr>
+        <w:lastRenderedPageBreak/>
         <w:t>Disminuir pérdidas por productos vencidos (actualmente sin medición).</w:t>
       </w:r>
     </w:p>
@@ -2234,25 +2723,7 @@
           <w:sz w:val="24"/>
           <w:szCs w:val="24"/>
         </w:rPr>
-        <w:t xml:space="preserve">Resistencia a costos fijos mensuales altos (prefieren solución </w:t>
-      </w:r>
-      <w:proofErr w:type="spellStart"/>
-      <w:r>
-        <w:rPr>
-          <w:rFonts w:ascii="Times New Roman" w:hAnsi="Times New Roman" w:cs="Times New Roman"/>
-          <w:sz w:val="24"/>
-          <w:szCs w:val="24"/>
-        </w:rPr>
-        <w:t>on</w:t>
-      </w:r>
-      <w:proofErr w:type="spellEnd"/>
-      <w:r>
-        <w:rPr>
-          <w:rFonts w:ascii="Times New Roman" w:hAnsi="Times New Roman" w:cs="Times New Roman"/>
-          <w:sz w:val="24"/>
-          <w:szCs w:val="24"/>
-        </w:rPr>
-        <w:t>-premise o suscripción baja).</w:t>
+        <w:t>Resistencia a costos fijos mensuales altos (prefieren solución on-premise o suscripción baja).</w:t>
       </w:r>
     </w:p>
     <w:p>
@@ -2271,33 +2742,6 @@
         </w:rPr>
         <w:t>Necesidad de capacitación mínima (Don Roberto no usa PC avanzada).</w:t>
       </w:r>
-    </w:p>
-    <w:p>
-      <w:pPr>
-        <w:rPr>
-          <w:rFonts w:ascii="Times New Roman" w:hAnsi="Times New Roman" w:cs="Times New Roman"/>
-          <w:sz w:val="24"/>
-          <w:szCs w:val="24"/>
-        </w:rPr>
-      </w:pPr>
-    </w:p>
-    <w:p>
-      <w:pPr>
-        <w:rPr>
-          <w:rFonts w:ascii="Times New Roman" w:hAnsi="Times New Roman" w:cs="Times New Roman"/>
-          <w:sz w:val="24"/>
-          <w:szCs w:val="24"/>
-        </w:rPr>
-      </w:pPr>
-    </w:p>
-    <w:p>
-      <w:pPr>
-        <w:rPr>
-          <w:rFonts w:ascii="Times New Roman" w:hAnsi="Times New Roman" w:cs="Times New Roman"/>
-          <w:sz w:val="24"/>
-          <w:szCs w:val="24"/>
-        </w:rPr>
-      </w:pPr>
     </w:p>
     <w:p>
       <w:pPr>
@@ -2416,7 +2860,6 @@
           <w:sz w:val="24"/>
           <w:szCs w:val="24"/>
         </w:rPr>
-        <w:lastRenderedPageBreak/>
         <w:t>•</w:t>
       </w:r>
       <w:r>
@@ -2452,7 +2895,23 @@
           <w:szCs w:val="24"/>
         </w:rPr>
         <w:tab/>
-        <w:t>Competidores Directos: Grandes cadenas (ej. Easy, Sodimac) y plataformas online (Mercado Libre, Amazon). Su fortaleza es la escala, pero su debilidad es la falta de personalización.</w:t>
+        <w:t>Competidores Directos: Grandes cadenas (ej. Easy, Sodimac)</w:t>
+      </w:r>
+      <w:r>
+        <w:rPr>
+          <w:rFonts w:ascii="Times New Roman" w:hAnsi="Times New Roman" w:cs="Times New Roman"/>
+          <w:sz w:val="24"/>
+          <w:szCs w:val="24"/>
+        </w:rPr>
+        <w:t>, empresas mayoristas del mismo rubro</w:t>
+      </w:r>
+      <w:r>
+        <w:rPr>
+          <w:rFonts w:ascii="Times New Roman" w:hAnsi="Times New Roman" w:cs="Times New Roman"/>
+          <w:sz w:val="24"/>
+          <w:szCs w:val="24"/>
+        </w:rPr>
+        <w:t xml:space="preserve"> y plataformas online (Mercado Libre, Amazon). Su fortaleza es la escala, pero su debilidad es la falta de personalización.</w:t>
       </w:r>
     </w:p>
     <w:p>
@@ -2516,117 +2975,244 @@
         </w:rPr>
       </w:pPr>
     </w:p>
-    <w:p>
-      <w:pPr>
-        <w:rPr>
-          <w:rFonts w:ascii="Times New Roman" w:hAnsi="Times New Roman" w:cs="Times New Roman"/>
-          <w:sz w:val="24"/>
-          <w:szCs w:val="24"/>
-        </w:rPr>
-      </w:pPr>
-    </w:p>
-    <w:p>
-      <w:pPr>
-        <w:rPr>
-          <w:rFonts w:ascii="Times New Roman" w:hAnsi="Times New Roman" w:cs="Times New Roman"/>
-          <w:sz w:val="24"/>
-          <w:szCs w:val="24"/>
-        </w:rPr>
-      </w:pPr>
-    </w:p>
-    <w:p>
-      <w:pPr>
-        <w:rPr>
-          <w:rFonts w:ascii="Times New Roman" w:hAnsi="Times New Roman" w:cs="Times New Roman"/>
-          <w:sz w:val="24"/>
-          <w:szCs w:val="24"/>
-        </w:rPr>
-      </w:pPr>
-    </w:p>
-    <w:p>
-      <w:pPr>
-        <w:rPr>
-          <w:rFonts w:ascii="Times New Roman" w:hAnsi="Times New Roman" w:cs="Times New Roman"/>
-          <w:sz w:val="24"/>
-          <w:szCs w:val="24"/>
-        </w:rPr>
-      </w:pPr>
-    </w:p>
-    <w:p>
-      <w:pPr>
-        <w:rPr>
-          <w:rFonts w:ascii="Times New Roman" w:hAnsi="Times New Roman" w:cs="Times New Roman"/>
-          <w:sz w:val="24"/>
-          <w:szCs w:val="24"/>
-        </w:rPr>
-      </w:pPr>
-    </w:p>
-    <w:p>
-      <w:pPr>
-        <w:rPr>
-          <w:rFonts w:ascii="Times New Roman" w:hAnsi="Times New Roman" w:cs="Times New Roman"/>
-          <w:sz w:val="24"/>
-          <w:szCs w:val="24"/>
-        </w:rPr>
-      </w:pPr>
-    </w:p>
-    <w:p>
-      <w:pPr>
-        <w:rPr>
-          <w:rFonts w:ascii="Times New Roman" w:hAnsi="Times New Roman" w:cs="Times New Roman"/>
-          <w:sz w:val="24"/>
-          <w:szCs w:val="24"/>
-        </w:rPr>
-      </w:pPr>
-    </w:p>
-    <w:p>
-      <w:pPr>
-        <w:rPr>
-          <w:rFonts w:ascii="Times New Roman" w:hAnsi="Times New Roman" w:cs="Times New Roman"/>
-          <w:sz w:val="24"/>
-          <w:szCs w:val="24"/>
-        </w:rPr>
-      </w:pPr>
-    </w:p>
-    <w:p>
-      <w:pPr>
-        <w:rPr>
-          <w:rFonts w:ascii="Times New Roman" w:hAnsi="Times New Roman" w:cs="Times New Roman"/>
-          <w:sz w:val="24"/>
-          <w:szCs w:val="24"/>
-        </w:rPr>
-      </w:pPr>
-    </w:p>
-    <w:p>
-      <w:pPr>
-        <w:rPr>
-          <w:rFonts w:ascii="Times New Roman" w:hAnsi="Times New Roman" w:cs="Times New Roman"/>
-          <w:sz w:val="24"/>
-          <w:szCs w:val="24"/>
-        </w:rPr>
-      </w:pPr>
-    </w:p>
-    <w:p>
-      <w:pPr>
-        <w:rPr>
-          <w:rFonts w:ascii="Times New Roman" w:hAnsi="Times New Roman" w:cs="Times New Roman"/>
-          <w:sz w:val="24"/>
-          <w:szCs w:val="24"/>
-        </w:rPr>
-      </w:pPr>
-    </w:p>
     <w:sectPr>
-      <w:pgSz w:w="11906" w:h="16838"/>
-      <w:pgMar w:top="1417" w:right="1701" w:bottom="1417" w:left="1701" w:header="708" w:footer="708" w:gutter="0"/>
+      <w:headerReference w:type="default" r:id="rId8"/>
+      <w:footerReference w:type="default" r:id="rId9"/>
+      <w:pgSz w:w="11906" w:h="16838" w:code="9"/>
+      <w:pgMar w:top="1418" w:right="1701" w:bottom="1418" w:left="1701" w:header="709" w:footer="709" w:gutter="0"/>
+      <w:pgNumType w:start="0"/>
       <w:cols w:space="708"/>
+      <w:titlePg/>
       <w:docGrid w:linePitch="360"/>
     </w:sectPr>
   </w:body>
 </w:document>
 </file>
 
+<file path=word/endnotes.xml><?xml version="1.0" encoding="utf-8"?>
+<w:endnotes xmlns:wpc="http://schemas.microsoft.com/office/word/2010/wordprocessingCanvas" xmlns:cx="http://schemas.microsoft.com/office/drawing/2014/chartex" xmlns:cx1="http://schemas.microsoft.com/office/drawing/2015/9/8/chartex" xmlns:cx2="http://schemas.microsoft.com/office/drawing/2015/10/21/chartex" xmlns:cx3="http://schemas.microsoft.com/office/drawing/2016/5/9/chartex" xmlns:cx4="http://schemas.microsoft.com/office/drawing/2016/5/10/chartex" xmlns:cx5="http://schemas.microsoft.com/office/drawing/2016/5/11/chartex" xmlns:cx6="http://schemas.microsoft.com/office/drawing/2016/5/12/chartex" xmlns:cx7="http://schemas.microsoft.com/office/drawing/2016/5/13/chartex" xmlns:cx8="http://schemas.microsoft.com/office/drawing/2016/5/14/chartex" xmlns:mc="http://schemas.openxmlformats.org/markup-compatibility/2006" xmlns:aink="http://schemas.microsoft.com/office/drawing/2016/ink" xmlns:am3d="http://schemas.microsoft.com/office/drawing/2017/model3d" xmlns:o="urn:schemas-microsoft-com:office:office" xmlns:oel="http://schemas.microsoft.com/office/2019/extlst" xmlns:r="http://schemas.openxmlformats.org/officeDocument/2006/relationships" xmlns:m="http://schemas.openxmlformats.org/officeDocument/2006/math" xmlns:v="urn:schemas-microsoft-com:vml" xmlns:wp14="http://schemas.microsoft.com/office/word/2010/wordprocessingDrawing" xmlns:wp="http://schemas.openxmlformats.org/drawingml/2006/wordprocessingDrawing" xmlns:w10="urn:schemas-microsoft-com:office:word" xmlns:w="http://schemas.openxmlformats.org/wordprocessingml/2006/main" xmlns:w14="http://schemas.microsoft.com/office/word/2010/wordml" xmlns:w15="http://schemas.microsoft.com/office/word/2012/wordml" xmlns:w16cex="http://schemas.microsoft.com/office/word/2018/wordml/cex" xmlns:w16cid="http://schemas.microsoft.com/office/word/2016/wordml/cid" xmlns:w16="http://schemas.microsoft.com/office/word/2018/wordml" xmlns:w16du="http://schemas.microsoft.com/office/word/2023/wordml/word16du" xmlns:w16sdtdh="http://schemas.microsoft.com/office/word/2020/wordml/sdtdatahash" xmlns:w16sdtfl="http://schemas.microsoft.com/office/word/2024/wordml/sdtformatlock" xmlns:w16se="http://schemas.microsoft.com/office/word/2015/wordml/symex" xmlns:wpg="http://schemas.microsoft.com/office/word/2010/wordprocessingGroup" xmlns:wpi="http://schemas.microsoft.com/office/word/2010/wordprocessingInk" xmlns:wne="http://schemas.microsoft.com/office/word/2006/wordml" xmlns:wps="http://schemas.microsoft.com/office/word/2010/wordprocessingShape" mc:Ignorable="w14 w15 w16se w16cid w16 w16cex w16sdtdh w16sdtfl w16du wp14">
+  <w:endnote w:type="separator" w:id="-1">
+    <w:p>
+      <w:pPr>
+        <w:spacing w:after="0" w:line="240" w:lineRule="auto"/>
+      </w:pPr>
+      <w:r>
+        <w:separator/>
+      </w:r>
+    </w:p>
+  </w:endnote>
+  <w:endnote w:type="continuationSeparator" w:id="0">
+    <w:p>
+      <w:pPr>
+        <w:spacing w:after="0" w:line="240" w:lineRule="auto"/>
+      </w:pPr>
+      <w:r>
+        <w:continuationSeparator/>
+      </w:r>
+    </w:p>
+  </w:endnote>
+</w:endnotes>
+</file>
+
+<file path=word/footer1.xml><?xml version="1.0" encoding="utf-8"?>
+<w:ftr xmlns:wpc="http://schemas.microsoft.com/office/word/2010/wordprocessingCanvas" xmlns:cx="http://schemas.microsoft.com/office/drawing/2014/chartex" xmlns:cx1="http://schemas.microsoft.com/office/drawing/2015/9/8/chartex" xmlns:cx2="http://schemas.microsoft.com/office/drawing/2015/10/21/chartex" xmlns:cx3="http://schemas.microsoft.com/office/drawing/2016/5/9/chartex" xmlns:cx4="http://schemas.microsoft.com/office/drawing/2016/5/10/chartex" xmlns:cx5="http://schemas.microsoft.com/office/drawing/2016/5/11/chartex" xmlns:cx6="http://schemas.microsoft.com/office/drawing/2016/5/12/chartex" xmlns:cx7="http://schemas.microsoft.com/office/drawing/2016/5/13/chartex" xmlns:cx8="http://schemas.microsoft.com/office/drawing/2016/5/14/chartex" xmlns:mc="http://schemas.openxmlformats.org/markup-compatibility/2006" xmlns:aink="http://schemas.microsoft.com/office/drawing/2016/ink" xmlns:am3d="http://schemas.microsoft.com/office/drawing/2017/model3d" xmlns:o="urn:schemas-microsoft-com:office:office" xmlns:oel="http://schemas.microsoft.com/office/2019/extlst" xmlns:r="http://schemas.openxmlformats.org/officeDocument/2006/relationships" xmlns:m="http://schemas.openxmlformats.org/officeDocument/2006/math" xmlns:v="urn:schemas-microsoft-com:vml" xmlns:wp14="http://schemas.microsoft.com/office/word/2010/wordprocessingDrawing" xmlns:wp="http://schemas.openxmlformats.org/drawingml/2006/wordprocessingDrawing" xmlns:w10="urn:schemas-microsoft-com:office:word" xmlns:w="http://schemas.openxmlformats.org/wordprocessingml/2006/main" xmlns:w14="http://schemas.microsoft.com/office/word/2010/wordml" xmlns:w15="http://schemas.microsoft.com/office/word/2012/wordml" xmlns:w16cex="http://schemas.microsoft.com/office/word/2018/wordml/cex" xmlns:w16cid="http://schemas.microsoft.com/office/word/2016/wordml/cid" xmlns:w16="http://schemas.microsoft.com/office/word/2018/wordml" xmlns:w16du="http://schemas.microsoft.com/office/word/2023/wordml/word16du" xmlns:w16sdtdh="http://schemas.microsoft.com/office/word/2020/wordml/sdtdatahash" xmlns:w16sdtfl="http://schemas.microsoft.com/office/word/2024/wordml/sdtformatlock" xmlns:w16se="http://schemas.microsoft.com/office/word/2015/wordml/symex" xmlns:wpg="http://schemas.microsoft.com/office/word/2010/wordprocessingGroup" xmlns:wpi="http://schemas.microsoft.com/office/word/2010/wordprocessingInk" xmlns:wne="http://schemas.microsoft.com/office/word/2006/wordml" xmlns:wps="http://schemas.microsoft.com/office/word/2010/wordprocessingShape" mc:Ignorable="w14 w15 w16se w16cid w16 w16cex w16sdtdh w16sdtfl w16du wp14">
+  <w:sdt>
+    <w:sdtPr>
+      <w:rPr>
+        <w:color w:val="808080" w:themeColor="background1" w:themeShade="80"/>
+      </w:rPr>
+      <w:id w:val="-343470109"/>
+      <w:docPartObj>
+        <w:docPartGallery w:val="Page Numbers (Bottom of Page)"/>
+        <w:docPartUnique/>
+      </w:docPartObj>
+    </w:sdtPr>
+    <w:sdtContent>
+      <w:p>
+        <w:pPr>
+          <w:pStyle w:val="Piedepgina"/>
+          <w:jc w:val="right"/>
+          <w:rPr>
+            <w:color w:val="808080" w:themeColor="background1" w:themeShade="80"/>
+          </w:rPr>
+        </w:pPr>
+        <w:r>
+          <w:rPr>
+            <w:color w:val="808080" w:themeColor="background1" w:themeShade="80"/>
+          </w:rPr>
+          <w:t xml:space="preserve">Página </w:t>
+        </w:r>
+        <w:r>
+          <w:rPr>
+            <w:color w:val="808080" w:themeColor="background1" w:themeShade="80"/>
+          </w:rPr>
+          <w:fldChar w:fldCharType="begin"/>
+        </w:r>
+        <w:r>
+          <w:rPr>
+            <w:color w:val="808080" w:themeColor="background1" w:themeShade="80"/>
+          </w:rPr>
+          <w:instrText>PAGE   \* MERGEFORMAT</w:instrText>
+        </w:r>
+        <w:r>
+          <w:rPr>
+            <w:color w:val="808080" w:themeColor="background1" w:themeShade="80"/>
+          </w:rPr>
+          <w:fldChar w:fldCharType="separate"/>
+        </w:r>
+        <w:r>
+          <w:rPr>
+            <w:color w:val="808080" w:themeColor="background1" w:themeShade="80"/>
+          </w:rPr>
+          <w:t>2</w:t>
+        </w:r>
+        <w:r>
+          <w:rPr>
+            <w:color w:val="808080" w:themeColor="background1" w:themeShade="80"/>
+          </w:rPr>
+          <w:fldChar w:fldCharType="end"/>
+        </w:r>
+      </w:p>
+    </w:sdtContent>
+  </w:sdt>
+  <w:p>
+    <w:pPr>
+      <w:pStyle w:val="Piedepgina"/>
+      <w:tabs>
+        <w:tab w:val="clear" w:pos="8504"/>
+        <w:tab w:val="left" w:pos="7437"/>
+      </w:tabs>
+      <w:rPr>
+        <w:color w:val="808080" w:themeColor="background1" w:themeShade="80"/>
+        <w:lang w:val="es-AR"/>
+      </w:rPr>
+    </w:pPr>
+    <w:r>
+      <w:rPr>
+        <w:color w:val="808080" w:themeColor="background1" w:themeShade="80"/>
+        <w:lang w:val="es-AR"/>
+      </w:rPr>
+      <w:t>Sergio Gálvan – Víctor Álvarez – Alejandro Rodriguez</w:t>
+    </w:r>
+  </w:p>
+</w:ftr>
+</file>
+
+<file path=word/footnotes.xml><?xml version="1.0" encoding="utf-8"?>
+<w:footnotes xmlns:wpc="http://schemas.microsoft.com/office/word/2010/wordprocessingCanvas" xmlns:cx="http://schemas.microsoft.com/office/drawing/2014/chartex" xmlns:cx1="http://schemas.microsoft.com/office/drawing/2015/9/8/chartex" xmlns:cx2="http://schemas.microsoft.com/office/drawing/2015/10/21/chartex" xmlns:cx3="http://schemas.microsoft.com/office/drawing/2016/5/9/chartex" xmlns:cx4="http://schemas.microsoft.com/office/drawing/2016/5/10/chartex" xmlns:cx5="http://schemas.microsoft.com/office/drawing/2016/5/11/chartex" xmlns:cx6="http://schemas.microsoft.com/office/drawing/2016/5/12/chartex" xmlns:cx7="http://schemas.microsoft.com/office/drawing/2016/5/13/chartex" xmlns:cx8="http://schemas.microsoft.com/office/drawing/2016/5/14/chartex" xmlns:mc="http://schemas.openxmlformats.org/markup-compatibility/2006" xmlns:aink="http://schemas.microsoft.com/office/drawing/2016/ink" xmlns:am3d="http://schemas.microsoft.com/office/drawing/2017/model3d" xmlns:o="urn:schemas-microsoft-com:office:office" xmlns:oel="http://schemas.microsoft.com/office/2019/extlst" xmlns:r="http://schemas.openxmlformats.org/officeDocument/2006/relationships" xmlns:m="http://schemas.openxmlformats.org/officeDocument/2006/math" xmlns:v="urn:schemas-microsoft-com:vml" xmlns:wp14="http://schemas.microsoft.com/office/word/2010/wordprocessingDrawing" xmlns:wp="http://schemas.openxmlformats.org/drawingml/2006/wordprocessingDrawing" xmlns:w10="urn:schemas-microsoft-com:office:word" xmlns:w="http://schemas.openxmlformats.org/wordprocessingml/2006/main" xmlns:w14="http://schemas.microsoft.com/office/word/2010/wordml" xmlns:w15="http://schemas.microsoft.com/office/word/2012/wordml" xmlns:w16cex="http://schemas.microsoft.com/office/word/2018/wordml/cex" xmlns:w16cid="http://schemas.microsoft.com/office/word/2016/wordml/cid" xmlns:w16="http://schemas.microsoft.com/office/word/2018/wordml" xmlns:w16du="http://schemas.microsoft.com/office/word/2023/wordml/word16du" xmlns:w16sdtdh="http://schemas.microsoft.com/office/word/2020/wordml/sdtdatahash" xmlns:w16sdtfl="http://schemas.microsoft.com/office/word/2024/wordml/sdtformatlock" xmlns:w16se="http://schemas.microsoft.com/office/word/2015/wordml/symex" xmlns:wpg="http://schemas.microsoft.com/office/word/2010/wordprocessingGroup" xmlns:wpi="http://schemas.microsoft.com/office/word/2010/wordprocessingInk" xmlns:wne="http://schemas.microsoft.com/office/word/2006/wordml" xmlns:wps="http://schemas.microsoft.com/office/word/2010/wordprocessingShape" mc:Ignorable="w14 w15 w16se w16cid w16 w16cex w16sdtdh w16sdtfl w16du wp14">
+  <w:footnote w:type="separator" w:id="-1">
+    <w:p>
+      <w:pPr>
+        <w:spacing w:after="0" w:line="240" w:lineRule="auto"/>
+      </w:pPr>
+      <w:r>
+        <w:separator/>
+      </w:r>
+    </w:p>
+  </w:footnote>
+  <w:footnote w:type="continuationSeparator" w:id="0">
+    <w:p>
+      <w:pPr>
+        <w:spacing w:after="0" w:line="240" w:lineRule="auto"/>
+      </w:pPr>
+      <w:r>
+        <w:continuationSeparator/>
+      </w:r>
+    </w:p>
+  </w:footnote>
+</w:footnotes>
+</file>
+
+<file path=word/header1.xml><?xml version="1.0" encoding="utf-8"?>
+<w:hdr xmlns:wpc="http://schemas.microsoft.com/office/word/2010/wordprocessingCanvas" xmlns:cx="http://schemas.microsoft.com/office/drawing/2014/chartex" xmlns:cx1="http://schemas.microsoft.com/office/drawing/2015/9/8/chartex" xmlns:cx2="http://schemas.microsoft.com/office/drawing/2015/10/21/chartex" xmlns:cx3="http://schemas.microsoft.com/office/drawing/2016/5/9/chartex" xmlns:cx4="http://schemas.microsoft.com/office/drawing/2016/5/10/chartex" xmlns:cx5="http://schemas.microsoft.com/office/drawing/2016/5/11/chartex" xmlns:cx6="http://schemas.microsoft.com/office/drawing/2016/5/12/chartex" xmlns:cx7="http://schemas.microsoft.com/office/drawing/2016/5/13/chartex" xmlns:cx8="http://schemas.microsoft.com/office/drawing/2016/5/14/chartex" xmlns:mc="http://schemas.openxmlformats.org/markup-compatibility/2006" xmlns:aink="http://schemas.microsoft.com/office/drawing/2016/ink" xmlns:am3d="http://schemas.microsoft.com/office/drawing/2017/model3d" xmlns:o="urn:schemas-microsoft-com:office:office" xmlns:oel="http://schemas.microsoft.com/office/2019/extlst" xmlns:r="http://schemas.openxmlformats.org/officeDocument/2006/relationships" xmlns:m="http://schemas.openxmlformats.org/officeDocument/2006/math" xmlns:v="urn:schemas-microsoft-com:vml" xmlns:wp14="http://schemas.microsoft.com/office/word/2010/wordprocessingDrawing" xmlns:wp="http://schemas.openxmlformats.org/drawingml/2006/wordprocessingDrawing" xmlns:w10="urn:schemas-microsoft-com:office:word" xmlns:w="http://schemas.openxmlformats.org/wordprocessingml/2006/main" xmlns:w14="http://schemas.microsoft.com/office/word/2010/wordml" xmlns:w15="http://schemas.microsoft.com/office/word/2012/wordml" xmlns:w16cex="http://schemas.microsoft.com/office/word/2018/wordml/cex" xmlns:w16cid="http://schemas.microsoft.com/office/word/2016/wordml/cid" xmlns:w16="http://schemas.microsoft.com/office/word/2018/wordml" xmlns:w16du="http://schemas.microsoft.com/office/word/2023/wordml/word16du" xmlns:w16sdtdh="http://schemas.microsoft.com/office/word/2020/wordml/sdtdatahash" xmlns:w16sdtfl="http://schemas.microsoft.com/office/word/2024/wordml/sdtformatlock" xmlns:w16se="http://schemas.microsoft.com/office/word/2015/wordml/symex" xmlns:wpg="http://schemas.microsoft.com/office/word/2010/wordprocessingGroup" xmlns:wpi="http://schemas.microsoft.com/office/word/2010/wordprocessingInk" xmlns:wne="http://schemas.microsoft.com/office/word/2006/wordml" xmlns:wps="http://schemas.microsoft.com/office/word/2010/wordprocessingShape" mc:Ignorable="w14 w15 w16se w16cid w16 w16cex w16sdtdh w16sdtfl w16du wp14">
+  <w:p>
+    <w:pPr>
+      <w:pStyle w:val="Encabezado"/>
+      <w:jc w:val="right"/>
+      <w:rPr>
+        <w:color w:val="808080" w:themeColor="background1" w:themeShade="80"/>
+      </w:rPr>
+    </w:pPr>
+    <w:r>
+      <w:rPr>
+        <w:noProof/>
+        <w:color w:val="808080" w:themeColor="background1" w:themeShade="80"/>
+      </w:rPr>
+      <w:drawing>
+        <wp:anchor distT="0" distB="0" distL="114300" distR="114300" simplePos="0" relativeHeight="251657216" behindDoc="0" locked="0" layoutInCell="1" allowOverlap="1" wp14:anchorId="7ABD07BD" wp14:editId="56CCFBAC">
+          <wp:simplePos x="0" y="0"/>
+          <wp:positionH relativeFrom="column">
+            <wp:posOffset>-379867</wp:posOffset>
+          </wp:positionH>
+          <wp:positionV relativeFrom="paragraph">
+            <wp:posOffset>-212934</wp:posOffset>
+          </wp:positionV>
+          <wp:extent cx="873889" cy="582627"/>
+          <wp:effectExtent l="0" t="0" r="0" b="0"/>
+          <wp:wrapNone/>
+          <wp:docPr id="173467897" name="Imagen 4"/>
+          <wp:cNvGraphicFramePr>
+            <a:graphicFrameLocks xmlns:a="http://schemas.openxmlformats.org/drawingml/2006/main" noChangeAspect="1"/>
+          </wp:cNvGraphicFramePr>
+          <a:graphic xmlns:a="http://schemas.openxmlformats.org/drawingml/2006/main">
+            <a:graphicData uri="http://schemas.openxmlformats.org/drawingml/2006/picture">
+              <pic:pic xmlns:pic="http://schemas.openxmlformats.org/drawingml/2006/picture">
+                <pic:nvPicPr>
+                  <pic:cNvPr id="0" name="Picture 4"/>
+                  <pic:cNvPicPr>
+                    <a:picLocks noChangeAspect="1" noChangeArrowheads="1"/>
+                  </pic:cNvPicPr>
+                </pic:nvPicPr>
+                <pic:blipFill>
+                  <a:blip r:embed="rId1">
+                    <a:extLst>
+                      <a:ext uri="{28A0092B-C50C-407E-A947-70E740481C1C}">
+                        <a14:useLocalDpi xmlns:a14="http://schemas.microsoft.com/office/drawing/2010/main" val="0"/>
+                      </a:ext>
+                    </a:extLst>
+                  </a:blip>
+                  <a:srcRect/>
+                  <a:stretch>
+                    <a:fillRect/>
+                  </a:stretch>
+                </pic:blipFill>
+                <pic:spPr bwMode="auto">
+                  <a:xfrm>
+                    <a:off x="0" y="0"/>
+                    <a:ext cx="885425" cy="590318"/>
+                  </a:xfrm>
+                  <a:prstGeom prst="rect">
+                    <a:avLst/>
+                  </a:prstGeom>
+                  <a:noFill/>
+                  <a:ln>
+                    <a:noFill/>
+                  </a:ln>
+                </pic:spPr>
+              </pic:pic>
+            </a:graphicData>
+          </a:graphic>
+          <wp14:sizeRelH relativeFrom="margin">
+            <wp14:pctWidth>0</wp14:pctWidth>
+          </wp14:sizeRelH>
+          <wp14:sizeRelV relativeFrom="margin">
+            <wp14:pctHeight>0</wp14:pctHeight>
+          </wp14:sizeRelV>
+        </wp:anchor>
+      </w:drawing>
+    </w:r>
+    <w:r>
+      <w:rPr>
+        <w:color w:val="808080" w:themeColor="background1" w:themeShade="80"/>
+      </w:rPr>
+      <w:t>Ingeniería de Software – Comisión E</w:t>
+    </w:r>
+  </w:p>
+</w:hdr>
+</file>
+
 <file path=word/styles.xml><?xml version="1.0" encoding="utf-8"?>
-<w:styles xmlns:mc="http://schemas.openxmlformats.org/markup-compatibility/2006" xmlns:r="http://schemas.openxmlformats.org/officeDocument/2006/relationships" xmlns:w="http://schemas.openxmlformats.org/wordprocessingml/2006/main" xmlns:w14="http://schemas.microsoft.com/office/word/2010/wordml" xmlns:w15="http://schemas.microsoft.com/office/word/2012/wordml" xmlns:w16cex="http://schemas.microsoft.com/office/word/2018/wordml/cex" xmlns:w16cid="http://schemas.microsoft.com/office/word/2016/wordml/cid" xmlns:w16="http://schemas.microsoft.com/office/word/2018/wordml" xmlns:w16sdtdh="http://schemas.microsoft.com/office/word/2020/wordml/sdtdatahash" xmlns:w16se="http://schemas.microsoft.com/office/word/2015/wordml/symex" mc:Ignorable="w14 w15 w16se w16cid w16 w16cex w16sdtdh">
+<w:styles xmlns:mc="http://schemas.openxmlformats.org/markup-compatibility/2006" xmlns:r="http://schemas.openxmlformats.org/officeDocument/2006/relationships" xmlns:w="http://schemas.openxmlformats.org/wordprocessingml/2006/main" xmlns:w14="http://schemas.microsoft.com/office/word/2010/wordml" xmlns:w15="http://schemas.microsoft.com/office/word/2012/wordml" xmlns:w16cex="http://schemas.microsoft.com/office/word/2018/wordml/cex" xmlns:w16cid="http://schemas.microsoft.com/office/word/2016/wordml/cid" xmlns:w16="http://schemas.microsoft.com/office/word/2018/wordml" xmlns:w16du="http://schemas.microsoft.com/office/word/2023/wordml/word16du" xmlns:w16sdtdh="http://schemas.microsoft.com/office/word/2020/wordml/sdtdatahash" xmlns:w16sdtfl="http://schemas.microsoft.com/office/word/2024/wordml/sdtformatlock" xmlns:w16se="http://schemas.microsoft.com/office/word/2015/wordml/symex" mc:Ignorable="w14 w15 w16se w16cid w16 w16cex w16sdtdh w16sdtfl w16du">
   <w:docDefaults>
     <w:rPrDefault>
       <w:rPr>
@@ -2797,7 +3383,7 @@
     <w:lsdException w:name="Table Web 2" w:semiHidden="1" w:unhideWhenUsed="1"/>
     <w:lsdException w:name="Table Web 3" w:semiHidden="1" w:unhideWhenUsed="1"/>
     <w:lsdException w:name="Balloon Text" w:semiHidden="1" w:unhideWhenUsed="1"/>
-    <w:lsdException w:name="Table Grid" w:semiHidden="1" w:uiPriority="59" w:unhideWhenUsed="1"/>
+    <w:lsdException w:name="Table Grid" w:uiPriority="59"/>
     <w:lsdException w:name="Table Theme" w:semiHidden="1" w:unhideWhenUsed="1"/>
     <w:lsdException w:name="Placeholder Text" w:semiHidden="1"/>
     <w:lsdException w:name="No Spacing" w:uiPriority="1" w:qFormat="1"/>
@@ -3025,10 +3611,30 @@
     <w:qFormat/>
     <w:rsid w:val="00DC7891"/>
   </w:style>
+  <w:style w:type="paragraph" w:styleId="Ttulo1">
+    <w:name w:val="heading 1"/>
+    <w:basedOn w:val="Normal"/>
+    <w:next w:val="Normal"/>
+    <w:link w:val="Ttulo1Car"/>
+    <w:uiPriority w:val="9"/>
+    <w:qFormat/>
+    <w:rsid w:val="00083878"/>
+    <w:pPr>
+      <w:keepNext/>
+      <w:keepLines/>
+      <w:spacing w:before="240" w:after="0"/>
+      <w:outlineLvl w:val="0"/>
+    </w:pPr>
+    <w:rPr>
+      <w:rFonts w:asciiTheme="majorHAnsi" w:eastAsiaTheme="majorEastAsia" w:hAnsiTheme="majorHAnsi" w:cstheme="majorBidi"/>
+      <w:color w:val="365F91" w:themeColor="accent1" w:themeShade="BF"/>
+      <w:sz w:val="32"/>
+      <w:szCs w:val="32"/>
+    </w:rPr>
+  </w:style>
   <w:style w:type="character" w:default="1" w:styleId="Fuentedeprrafopredeter">
     <w:name w:val="Default Paragraph Font"/>
     <w:uiPriority w:val="1"/>
-    <w:semiHidden/>
     <w:unhideWhenUsed/>
   </w:style>
   <w:style w:type="table" w:default="1" w:styleId="Tablanormal">
@@ -3081,6 +3687,88 @@
       <w:sz w:val="16"/>
       <w:szCs w:val="16"/>
     </w:rPr>
+  </w:style>
+  <w:style w:type="paragraph" w:styleId="Sinespaciado">
+    <w:name w:val="No Spacing"/>
+    <w:link w:val="SinespaciadoCar"/>
+    <w:uiPriority w:val="1"/>
+    <w:qFormat/>
+    <w:rsid w:val="00C27A43"/>
+    <w:pPr>
+      <w:spacing w:after="0" w:line="240" w:lineRule="auto"/>
+    </w:pPr>
+    <w:rPr>
+      <w:rFonts w:eastAsiaTheme="minorEastAsia"/>
+      <w:lang w:val="es-AR" w:eastAsia="es-AR"/>
+    </w:rPr>
+  </w:style>
+  <w:style w:type="character" w:customStyle="1" w:styleId="SinespaciadoCar">
+    <w:name w:val="Sin espaciado Car"/>
+    <w:basedOn w:val="Fuentedeprrafopredeter"/>
+    <w:link w:val="Sinespaciado"/>
+    <w:uiPriority w:val="1"/>
+    <w:rsid w:val="00C27A43"/>
+    <w:rPr>
+      <w:rFonts w:eastAsiaTheme="minorEastAsia"/>
+      <w:lang w:val="es-AR" w:eastAsia="es-AR"/>
+    </w:rPr>
+  </w:style>
+  <w:style w:type="character" w:customStyle="1" w:styleId="Ttulo1Car">
+    <w:name w:val="Título 1 Car"/>
+    <w:basedOn w:val="Fuentedeprrafopredeter"/>
+    <w:link w:val="Ttulo1"/>
+    <w:uiPriority w:val="9"/>
+    <w:rsid w:val="00083878"/>
+    <w:rPr>
+      <w:rFonts w:asciiTheme="majorHAnsi" w:eastAsiaTheme="majorEastAsia" w:hAnsiTheme="majorHAnsi" w:cstheme="majorBidi"/>
+      <w:color w:val="365F91" w:themeColor="accent1" w:themeShade="BF"/>
+      <w:sz w:val="32"/>
+      <w:szCs w:val="32"/>
+    </w:rPr>
+  </w:style>
+  <w:style w:type="paragraph" w:styleId="Encabezado">
+    <w:name w:val="header"/>
+    <w:basedOn w:val="Normal"/>
+    <w:link w:val="EncabezadoCar"/>
+    <w:uiPriority w:val="99"/>
+    <w:unhideWhenUsed/>
+    <w:rsid w:val="00083878"/>
+    <w:pPr>
+      <w:tabs>
+        <w:tab w:val="center" w:pos="4252"/>
+        <w:tab w:val="right" w:pos="8504"/>
+      </w:tabs>
+      <w:spacing w:after="0" w:line="240" w:lineRule="auto"/>
+    </w:pPr>
+  </w:style>
+  <w:style w:type="character" w:customStyle="1" w:styleId="EncabezadoCar">
+    <w:name w:val="Encabezado Car"/>
+    <w:basedOn w:val="Fuentedeprrafopredeter"/>
+    <w:link w:val="Encabezado"/>
+    <w:uiPriority w:val="99"/>
+    <w:rsid w:val="00083878"/>
+  </w:style>
+  <w:style w:type="paragraph" w:styleId="Piedepgina">
+    <w:name w:val="footer"/>
+    <w:basedOn w:val="Normal"/>
+    <w:link w:val="PiedepginaCar"/>
+    <w:uiPriority w:val="99"/>
+    <w:unhideWhenUsed/>
+    <w:rsid w:val="00083878"/>
+    <w:pPr>
+      <w:tabs>
+        <w:tab w:val="center" w:pos="4252"/>
+        <w:tab w:val="right" w:pos="8504"/>
+      </w:tabs>
+      <w:spacing w:after="0" w:line="240" w:lineRule="auto"/>
+    </w:pPr>
+  </w:style>
+  <w:style w:type="character" w:customStyle="1" w:styleId="PiedepginaCar">
+    <w:name w:val="Pie de página Car"/>
+    <w:basedOn w:val="Fuentedeprrafopredeter"/>
+    <w:link w:val="Piedepgina"/>
+    <w:uiPriority w:val="99"/>
+    <w:rsid w:val="00083878"/>
   </w:style>
 </w:styles>
 </file>
